--- a/01-engineering-source-documents/OT Project System Architecture.docx
+++ b/01-engineering-source-documents/OT Project System Architecture.docx
@@ -21,11 +21,14 @@
         <w:spacing w:before="240" w:after="240"/>
       </w:pPr>
       <w:r>
+        <w:rPr>
+          <w:sz w:val="20"/>
+        </w:rPr>
         <w:t>Operational Technology Graduate Demonstration Project</w:t>
         <w:br/>
         <w:t>Document: OT System Architecture</w:t>
         <w:br/>
-        <w:t>Version: 0.1</w:t>
+        <w:t>Version: 0.2</w:t>
         <w:br/>
         <w:t>Status: Draft</w:t>
       </w:r>
@@ -937,7 +940,7 @@
         <w:drawing>
           <wp:inline>
             <wp:extent cx="5897880" cy="3800856"/>
-            <wp:docPr id="1" name="Picture 1"/>
+            <wp:docPr id="1" name="Picture 1" title="Logical architecture and responsibility boundaries" descr="Operator/reviewer workspace above scenario control, validation/evidence and operational event/audit, with GIS, SCADA, ADMS topology, ADMS restoration and OMS logical components below."/>
             <wp:cNvGraphicFramePr>
               <a:graphicFrameLocks noChangeAspect="1"/>
             </wp:cNvGraphicFramePr>
@@ -7292,7 +7295,7 @@
         <w:drawing>
           <wp:inline>
             <wp:extent cx="5897880" cy="3342132"/>
-            <wp:docPr id="2" name="Picture 2"/>
+            <wp:docPr id="2" name="Picture 2" title="Deterministic processing transaction" descr="Scenario action or simulated operation and observed state update feed topology, restoration, outage and evidence processing within one deterministic transaction."/>
             <wp:cNvGraphicFramePr>
               <a:graphicFrameLocks noChangeAspect="1"/>
             </wp:cNvGraphicFramePr>
@@ -10041,6 +10044,60 @@
           </w:p>
         </w:tc>
       </w:tr>
+      <w:tr>
+        <w:trPr>
+          <w:cantSplit/>
+          <w:cantSplit/>
+        </w:trPr>
+        <w:tc>
+          <w:tcPr>
+            <w:tcW w:type="dxa" w:w="1650"/>
+            <w:tcMar>
+              <w:top w:w="80" w:type="dxa"/>
+              <w:start w:w="100" w:type="dxa"/>
+              <w:bottom w:w="80" w:type="dxa"/>
+              <w:end w:w="100" w:type="dxa"/>
+            </w:tcMar>
+            <w:vAlign w:val="center"/>
+          </w:tcPr>
+          <w:p>
+            <w:pPr>
+              <w:spacing w:before="20" w:after="20"/>
+            </w:pPr>
+            <w:r>
+              <w:rPr>
+                <w:rFonts w:ascii="Roboto Mono" w:hAnsi="Roboto Mono" w:eastAsia="Roboto Mono"/>
+                <w:color w:val="188038"/>
+                <w:sz w:val="16"/>
+              </w:rPr>
+              <w:t>AD-SA-013</w:t>
+            </w:r>
+          </w:p>
+        </w:tc>
+        <w:tc>
+          <w:tcPr>
+            <w:tcW w:type="dxa" w:w="7710"/>
+            <w:tcMar>
+              <w:top w:w="80" w:type="dxa"/>
+              <w:start w:w="100" w:type="dxa"/>
+              <w:bottom w:w="80" w:type="dxa"/>
+              <w:end w:w="100" w:type="dxa"/>
+            </w:tcMar>
+            <w:vAlign w:val="center"/>
+          </w:tcPr>
+          <w:p>
+            <w:pPr>
+              <w:spacing w:before="20" w:after="20"/>
+            </w:pPr>
+            <w:r>
+              <w:rPr>
+                <w:sz w:val="16"/>
+              </w:rPr>
+              <w:t>Allocate configuration incidence to the configuration/topology boundary, boundary evidence evaluation and isolation proof to topology processing, and authorised action exposure to backend coordination; prohibit frontend or section-specific boundary logic.</w:t>
+            </w:r>
+          </w:p>
+        </w:tc>
+      </w:tr>
     </w:tbl>
     <w:p>
       <w:pPr>
@@ -10663,6 +10720,1098 @@
           <w:i w:val="0"/>
         </w:rPr>
         <w:t>The next lifecycle activity is Step 7 — Workflow Design. That activity should define the exact graduate engineer, operator/reviewer and system interaction sequences for formal validation, Exploration Mode, fault isolation, restoration assessment, defect investigation, configuration correction, repeat validation and evidence assembly. It should use the commands, records and component boundaries defined here without turning them into UI screen designs prematurely.</w:t>
+      </w:r>
+    </w:p>
+    <w:p>
+      <w:pPr>
+        <w:pStyle w:val="Heading1"/>
+        <w:keepNext/>
+      </w:pPr>
+      <w:r>
+        <w:t>26. Controlled Amendment — DC-003 Isolation Architecture</w:t>
+      </w:r>
+    </w:p>
+    <w:p>
+      <w:pPr>
+        <w:pStyle w:val="Heading2"/>
+        <w:keepNext/>
+      </w:pPr>
+      <w:r>
+        <w:t>26.1 Information Ownership</w:t>
+      </w:r>
+    </w:p>
+    <w:tbl>
+      <w:tblPr>
+        <w:tblW w:type="auto" w:w="0"/>
+        <w:jc w:val="center"/>
+        <w:tblLayout w:type="fixed"/>
+        <w:tblLook w:firstColumn="1" w:firstRow="1" w:lastColumn="0" w:lastRow="0" w:noHBand="0" w:noVBand="1" w:val="04A0"/>
+        <w:tblBorders>
+          <w:top w:val="single" w:sz="10" w:space="0" w:color="000000"/>
+          <w:left w:val="single" w:sz="10" w:space="0" w:color="000000"/>
+          <w:bottom w:val="single" w:sz="10" w:space="0" w:color="000000"/>
+          <w:right w:val="single" w:sz="10" w:space="0" w:color="000000"/>
+          <w:insideH w:val="single" w:sz="10" w:space="0" w:color="000000"/>
+          <w:insideV w:val="single" w:sz="10" w:space="0" w:color="000000"/>
+        </w:tblBorders>
+      </w:tblPr>
+      <w:tblGrid>
+        <w:gridCol w:w="3120"/>
+        <w:gridCol w:w="3120"/>
+        <w:gridCol w:w="3120"/>
+      </w:tblGrid>
+      <w:tr>
+        <w:trPr>
+          <w:tblHeader w:val="true"/>
+          <w:cantSplit/>
+        </w:trPr>
+        <w:tc>
+          <w:tcPr>
+            <w:tcW w:type="dxa" w:w="1944"/>
+            <w:shd w:fill="E7E7E7"/>
+            <w:tcMar>
+              <w:top w:w="80" w:type="dxa"/>
+              <w:start w:w="100" w:type="dxa"/>
+              <w:bottom w:w="80" w:type="dxa"/>
+              <w:end w:w="100" w:type="dxa"/>
+            </w:tcMar>
+            <w:vAlign w:val="center"/>
+          </w:tcPr>
+          <w:p>
+            <w:pPr>
+              <w:spacing w:before="40" w:after="40"/>
+              <w:jc w:val="center"/>
+            </w:pPr>
+            <w:r>
+              <w:rPr>
+                <w:b/>
+                <w:sz w:val="16"/>
+              </w:rPr>
+              <w:t>Information / function</w:t>
+            </w:r>
+          </w:p>
+        </w:tc>
+        <w:tc>
+          <w:tcPr>
+            <w:tcW w:type="dxa" w:w="2376"/>
+            <w:shd w:fill="E7E7E7"/>
+            <w:tcMar>
+              <w:top w:w="80" w:type="dxa"/>
+              <w:start w:w="100" w:type="dxa"/>
+              <w:bottom w:w="80" w:type="dxa"/>
+              <w:end w:w="100" w:type="dxa"/>
+            </w:tcMar>
+            <w:vAlign w:val="center"/>
+          </w:tcPr>
+          <w:p>
+            <w:pPr>
+              <w:spacing w:before="40" w:after="40"/>
+              <w:jc w:val="center"/>
+            </w:pPr>
+            <w:r>
+              <w:rPr>
+                <w:b/>
+                <w:sz w:val="16"/>
+              </w:rPr>
+              <w:t>Authoritative owner</w:t>
+            </w:r>
+          </w:p>
+        </w:tc>
+        <w:tc>
+          <w:tcPr>
+            <w:tcW w:type="dxa" w:w="5040"/>
+            <w:shd w:fill="E7E7E7"/>
+            <w:tcMar>
+              <w:top w:w="80" w:type="dxa"/>
+              <w:start w:w="100" w:type="dxa"/>
+              <w:bottom w:w="80" w:type="dxa"/>
+              <w:end w:w="100" w:type="dxa"/>
+            </w:tcMar>
+            <w:vAlign w:val="center"/>
+          </w:tcPr>
+          <w:p>
+            <w:pPr>
+              <w:spacing w:before="40" w:after="40"/>
+              <w:jc w:val="center"/>
+            </w:pPr>
+            <w:r>
+              <w:rPr>
+                <w:b/>
+                <w:sz w:val="16"/>
+              </w:rPr>
+              <w:t>Controlled responsibility</w:t>
+            </w:r>
+          </w:p>
+        </w:tc>
+      </w:tr>
+      <w:tr>
+        <w:trPr>
+          <w:cantSplit/>
+        </w:trPr>
+        <w:tc>
+          <w:tcPr>
+            <w:tcW w:type="dxa" w:w="1944"/>
+            <w:tcMar>
+              <w:top w:w="80" w:type="dxa"/>
+              <w:start w:w="100" w:type="dxa"/>
+              <w:bottom w:w="80" w:type="dxa"/>
+              <w:end w:w="100" w:type="dxa"/>
+            </w:tcMar>
+            <w:vAlign w:val="center"/>
+          </w:tcPr>
+          <w:p>
+            <w:pPr>
+              <w:spacing w:before="20" w:after="20"/>
+            </w:pPr>
+            <w:r>
+              <w:rPr>
+                <w:sz w:val="16"/>
+              </w:rPr>
+              <w:t>Incident device connectivity</w:t>
+            </w:r>
+          </w:p>
+        </w:tc>
+        <w:tc>
+          <w:tcPr>
+            <w:tcW w:type="dxa" w:w="2376"/>
+            <w:tcMar>
+              <w:top w:w="80" w:type="dxa"/>
+              <w:start w:w="100" w:type="dxa"/>
+              <w:bottom w:w="80" w:type="dxa"/>
+              <w:end w:w="100" w:type="dxa"/>
+            </w:tcMar>
+            <w:vAlign w:val="center"/>
+          </w:tcPr>
+          <w:p>
+            <w:pPr>
+              <w:spacing w:before="20" w:after="20"/>
+            </w:pPr>
+            <w:r>
+              <w:rPr>
+                <w:sz w:val="16"/>
+              </w:rPr>
+              <w:t>Network Configuration</w:t>
+            </w:r>
+          </w:p>
+        </w:tc>
+        <w:tc>
+          <w:tcPr>
+            <w:tcW w:type="dxa" w:w="5040"/>
+            <w:tcMar>
+              <w:top w:w="80" w:type="dxa"/>
+              <w:start w:w="100" w:type="dxa"/>
+              <w:bottom w:w="80" w:type="dxa"/>
+              <w:end w:w="100" w:type="dxa"/>
+            </w:tcMar>
+            <w:vAlign w:val="center"/>
+          </w:tcPr>
+          <w:p>
+            <w:pPr>
+              <w:spacing w:before="20" w:after="20"/>
+            </w:pPr>
+            <w:r>
+              <w:rPr>
+                <w:sz w:val="16"/>
+              </w:rPr>
+              <w:t>Provides the switchable devices directly incident to the active fault section in the selected configuration.</w:t>
+            </w:r>
+          </w:p>
+        </w:tc>
+      </w:tr>
+      <w:tr>
+        <w:trPr>
+          <w:cantSplit/>
+        </w:trPr>
+        <w:tc>
+          <w:tcPr>
+            <w:tcW w:type="dxa" w:w="1944"/>
+            <w:tcMar>
+              <w:top w:w="80" w:type="dxa"/>
+              <w:start w:w="100" w:type="dxa"/>
+              <w:bottom w:w="80" w:type="dxa"/>
+              <w:end w:w="100" w:type="dxa"/>
+            </w:tcMar>
+            <w:vAlign w:val="center"/>
+          </w:tcPr>
+          <w:p>
+            <w:pPr>
+              <w:spacing w:before="20" w:after="20"/>
+            </w:pPr>
+            <w:r>
+              <w:rPr>
+                <w:sz w:val="16"/>
+              </w:rPr>
+              <w:t>Observed device evidence</w:t>
+            </w:r>
+          </w:p>
+        </w:tc>
+        <w:tc>
+          <w:tcPr>
+            <w:tcW w:type="dxa" w:w="2376"/>
+            <w:tcMar>
+              <w:top w:w="80" w:type="dxa"/>
+              <w:start w:w="100" w:type="dxa"/>
+              <w:bottom w:w="80" w:type="dxa"/>
+              <w:end w:w="100" w:type="dxa"/>
+            </w:tcMar>
+            <w:vAlign w:val="center"/>
+          </w:tcPr>
+          <w:p>
+            <w:pPr>
+              <w:spacing w:before="20" w:after="20"/>
+            </w:pPr>
+            <w:r>
+              <w:rPr>
+                <w:sz w:val="16"/>
+              </w:rPr>
+              <w:t>SCADA/Telemetry</w:t>
+            </w:r>
+          </w:p>
+        </w:tc>
+        <w:tc>
+          <w:tcPr>
+            <w:tcW w:type="dxa" w:w="5040"/>
+            <w:tcMar>
+              <w:top w:w="80" w:type="dxa"/>
+              <w:start w:w="100" w:type="dxa"/>
+              <w:bottom w:w="80" w:type="dxa"/>
+              <w:end w:w="100" w:type="dxa"/>
+            </w:tcMar>
+            <w:vAlign w:val="center"/>
+          </w:tcPr>
+          <w:p>
+            <w:pPr>
+              <w:spacing w:before="20" w:after="20"/>
+            </w:pPr>
+            <w:r>
+              <w:rPr>
+                <w:sz w:val="16"/>
+              </w:rPr>
+              <w:t>Provides observed OPEN/CLOSED value, GOOD/UNCERTAIN/BAD quality, timestamp and independently derived freshness/validity.</w:t>
+            </w:r>
+          </w:p>
+        </w:tc>
+      </w:tr>
+      <w:tr>
+        <w:trPr>
+          <w:cantSplit/>
+        </w:trPr>
+        <w:tc>
+          <w:tcPr>
+            <w:tcW w:type="dxa" w:w="1944"/>
+            <w:tcMar>
+              <w:top w:w="80" w:type="dxa"/>
+              <w:start w:w="100" w:type="dxa"/>
+              <w:bottom w:w="80" w:type="dxa"/>
+              <w:end w:w="100" w:type="dxa"/>
+            </w:tcMar>
+            <w:vAlign w:val="center"/>
+          </w:tcPr>
+          <w:p>
+            <w:pPr>
+              <w:spacing w:before="20" w:after="20"/>
+            </w:pPr>
+            <w:r>
+              <w:rPr>
+                <w:sz w:val="16"/>
+              </w:rPr>
+              <w:t>Boundary proof state</w:t>
+            </w:r>
+          </w:p>
+        </w:tc>
+        <w:tc>
+          <w:tcPr>
+            <w:tcW w:type="dxa" w:w="2376"/>
+            <w:tcMar>
+              <w:top w:w="80" w:type="dxa"/>
+              <w:start w:w="100" w:type="dxa"/>
+              <w:bottom w:w="80" w:type="dxa"/>
+              <w:end w:w="100" w:type="dxa"/>
+            </w:tcMar>
+            <w:vAlign w:val="center"/>
+          </w:tcPr>
+          <w:p>
+            <w:pPr>
+              <w:spacing w:before="20" w:after="20"/>
+            </w:pPr>
+            <w:r>
+              <w:rPr>
+                <w:sz w:val="16"/>
+              </w:rPr>
+              <w:t>Topology Processing</w:t>
+            </w:r>
+          </w:p>
+        </w:tc>
+        <w:tc>
+          <w:tcPr>
+            <w:tcW w:type="dxa" w:w="5040"/>
+            <w:tcMar>
+              <w:top w:w="80" w:type="dxa"/>
+              <w:start w:w="100" w:type="dxa"/>
+              <w:bottom w:w="80" w:type="dxa"/>
+              <w:end w:w="100" w:type="dxa"/>
+            </w:tcMar>
+            <w:vAlign w:val="center"/>
+          </w:tcPr>
+          <w:p>
+            <w:pPr>
+              <w:spacing w:before="20" w:after="20"/>
+            </w:pPr>
+            <w:r>
+              <w:rPr>
+                <w:sz w:val="16"/>
+              </w:rPr>
+              <w:t>Classifies each incident boundary as PROVEN OPEN, PROVEN CLOSED or UNPROVEN; derives active source paths and overall isolation proof.</w:t>
+            </w:r>
+          </w:p>
+        </w:tc>
+      </w:tr>
+      <w:tr>
+        <w:trPr>
+          <w:cantSplit/>
+        </w:trPr>
+        <w:tc>
+          <w:tcPr>
+            <w:tcW w:type="dxa" w:w="1944"/>
+            <w:tcMar>
+              <w:top w:w="80" w:type="dxa"/>
+              <w:start w:w="100" w:type="dxa"/>
+              <w:bottom w:w="80" w:type="dxa"/>
+              <w:end w:w="100" w:type="dxa"/>
+            </w:tcMar>
+            <w:vAlign w:val="center"/>
+          </w:tcPr>
+          <w:p>
+            <w:pPr>
+              <w:spacing w:before="20" w:after="20"/>
+            </w:pPr>
+            <w:r>
+              <w:rPr>
+                <w:sz w:val="16"/>
+              </w:rPr>
+              <w:t>Isolation action set</w:t>
+            </w:r>
+          </w:p>
+        </w:tc>
+        <w:tc>
+          <w:tcPr>
+            <w:tcW w:type="dxa" w:w="2376"/>
+            <w:tcMar>
+              <w:top w:w="80" w:type="dxa"/>
+              <w:start w:w="100" w:type="dxa"/>
+              <w:bottom w:w="80" w:type="dxa"/>
+              <w:end w:w="100" w:type="dxa"/>
+            </w:tcMar>
+            <w:vAlign w:val="center"/>
+          </w:tcPr>
+          <w:p>
+            <w:pPr>
+              <w:spacing w:before="20" w:after="20"/>
+            </w:pPr>
+            <w:r>
+              <w:rPr>
+                <w:sz w:val="16"/>
+              </w:rPr>
+              <w:t>Scenario/Application Coordinator</w:t>
+            </w:r>
+          </w:p>
+        </w:tc>
+        <w:tc>
+          <w:tcPr>
+            <w:tcW w:type="dxa" w:w="5040"/>
+            <w:tcMar>
+              <w:top w:w="80" w:type="dxa"/>
+              <w:start w:w="100" w:type="dxa"/>
+              <w:bottom w:w="80" w:type="dxa"/>
+              <w:end w:w="100" w:type="dxa"/>
+            </w:tcMar>
+            <w:vAlign w:val="center"/>
+          </w:tcPr>
+          <w:p>
+            <w:pPr>
+              <w:spacing w:before="20" w:after="20"/>
+            </w:pPr>
+            <w:r>
+              <w:rPr>
+                <w:sz w:val="16"/>
+              </w:rPr>
+              <w:t>Exposes backend-authorised OPEN actions from current boundary proof plus existing workflow and command gates.</w:t>
+            </w:r>
+          </w:p>
+        </w:tc>
+      </w:tr>
+      <w:tr>
+        <w:trPr>
+          <w:cantSplit/>
+        </w:trPr>
+        <w:tc>
+          <w:tcPr>
+            <w:tcW w:type="dxa" w:w="1944"/>
+            <w:tcMar>
+              <w:top w:w="80" w:type="dxa"/>
+              <w:start w:w="100" w:type="dxa"/>
+              <w:bottom w:w="80" w:type="dxa"/>
+              <w:end w:w="100" w:type="dxa"/>
+            </w:tcMar>
+            <w:vAlign w:val="center"/>
+          </w:tcPr>
+          <w:p>
+            <w:pPr>
+              <w:spacing w:before="20" w:after="20"/>
+            </w:pPr>
+            <w:r>
+              <w:rPr>
+                <w:sz w:val="16"/>
+              </w:rPr>
+              <w:t>Outage/restoration consequences</w:t>
+            </w:r>
+          </w:p>
+        </w:tc>
+        <w:tc>
+          <w:tcPr>
+            <w:tcW w:type="dxa" w:w="2376"/>
+            <w:tcMar>
+              <w:top w:w="80" w:type="dxa"/>
+              <w:start w:w="100" w:type="dxa"/>
+              <w:bottom w:w="80" w:type="dxa"/>
+              <w:end w:w="100" w:type="dxa"/>
+            </w:tcMar>
+            <w:vAlign w:val="center"/>
+          </w:tcPr>
+          <w:p>
+            <w:pPr>
+              <w:spacing w:before="20" w:after="20"/>
+            </w:pPr>
+            <w:r>
+              <w:rPr>
+                <w:sz w:val="16"/>
+              </w:rPr>
+              <w:t>OMS and Restoration Assessment</w:t>
+            </w:r>
+          </w:p>
+        </w:tc>
+        <w:tc>
+          <w:tcPr>
+            <w:tcW w:type="dxa" w:w="5040"/>
+            <w:tcMar>
+              <w:top w:w="80" w:type="dxa"/>
+              <w:start w:w="100" w:type="dxa"/>
+              <w:bottom w:w="80" w:type="dxa"/>
+              <w:end w:w="100" w:type="dxa"/>
+            </w:tcMar>
+            <w:vAlign w:val="center"/>
+          </w:tcPr>
+          <w:p>
+            <w:pPr>
+              <w:spacing w:before="20" w:after="20"/>
+            </w:pPr>
+            <w:r>
+              <w:rPr>
+                <w:sz w:val="16"/>
+              </w:rPr>
+              <w:t>Consume recalculated derived topology; never read stored per-section consequence records.</w:t>
+            </w:r>
+          </w:p>
+        </w:tc>
+      </w:tr>
+      <w:tr>
+        <w:trPr>
+          <w:cantSplit/>
+        </w:trPr>
+        <w:tc>
+          <w:tcPr>
+            <w:tcW w:type="dxa" w:w="1944"/>
+            <w:tcMar>
+              <w:top w:w="80" w:type="dxa"/>
+              <w:start w:w="100" w:type="dxa"/>
+              <w:bottom w:w="80" w:type="dxa"/>
+              <w:end w:w="100" w:type="dxa"/>
+            </w:tcMar>
+            <w:vAlign w:val="center"/>
+          </w:tcPr>
+          <w:p>
+            <w:pPr>
+              <w:spacing w:before="20" w:after="20"/>
+            </w:pPr>
+            <w:r>
+              <w:rPr>
+                <w:sz w:val="16"/>
+              </w:rPr>
+              <w:t>Validation evidence</w:t>
+            </w:r>
+          </w:p>
+        </w:tc>
+        <w:tc>
+          <w:tcPr>
+            <w:tcW w:type="dxa" w:w="2376"/>
+            <w:tcMar>
+              <w:top w:w="80" w:type="dxa"/>
+              <w:start w:w="100" w:type="dxa"/>
+              <w:bottom w:w="80" w:type="dxa"/>
+              <w:end w:w="100" w:type="dxa"/>
+            </w:tcMar>
+            <w:vAlign w:val="center"/>
+          </w:tcPr>
+          <w:p>
+            <w:pPr>
+              <w:spacing w:before="20" w:after="20"/>
+            </w:pPr>
+            <w:r>
+              <w:rPr>
+                <w:sz w:val="16"/>
+              </w:rPr>
+              <w:t>Validation/Evidence</w:t>
+            </w:r>
+          </w:p>
+        </w:tc>
+        <w:tc>
+          <w:tcPr>
+            <w:tcW w:type="dxa" w:w="5040"/>
+            <w:tcMar>
+              <w:top w:w="80" w:type="dxa"/>
+              <w:start w:w="100" w:type="dxa"/>
+              <w:bottom w:w="80" w:type="dxa"/>
+              <w:end w:w="100" w:type="dxa"/>
+            </w:tcMar>
+            <w:vAlign w:val="center"/>
+          </w:tcPr>
+          <w:p>
+            <w:pPr>
+              <w:spacing w:before="20" w:after="20"/>
+            </w:pPr>
+            <w:r>
+              <w:rPr>
+                <w:sz w:val="16"/>
+              </w:rPr>
+              <w:t>Retains the input evidence, classification, action decision, topology/source-path result and proof revision.</w:t>
+            </w:r>
+          </w:p>
+        </w:tc>
+      </w:tr>
+    </w:tbl>
+    <w:p>
+      <w:pPr>
+        <w:spacing w:after="0"/>
+      </w:pPr>
+    </w:p>
+    <w:p>
+      <w:pPr>
+        <w:pStyle w:val="Heading2"/>
+        <w:keepNext/>
+      </w:pPr>
+      <w:r>
+        <w:t>26.2 Processing Contract</w:t>
+      </w:r>
+    </w:p>
+    <w:p>
+      <w:pPr>
+        <w:spacing w:before="120" w:after="120"/>
+      </w:pPr>
+      <w:r>
+        <w:rPr>
+          <w:b w:val="0"/>
+          <w:i w:val="0"/>
+        </w:rPr>
+        <w:t>The topology boundary receives the active fault section, selected configuration identity/revision, source availability and the current observed switching evidence. It queries direct incidence generically, evaluates each boundary using the controlled A/B/C evidence conditions, derives active source paths and returns the complete boundary evaluation plus overall proof. The coordinator then applies existing workflow/command gates before presenting an OPEN action.</w:t>
+      </w:r>
+    </w:p>
+    <w:tbl>
+      <w:tblPr>
+        <w:tblW w:type="auto" w:w="0"/>
+        <w:jc w:val="center"/>
+        <w:tblLayout w:type="fixed"/>
+        <w:tblLook w:firstColumn="1" w:firstRow="1" w:lastColumn="0" w:lastRow="0" w:noHBand="0" w:noVBand="1" w:val="04A0"/>
+        <w:tblBorders>
+          <w:top w:val="single" w:sz="10" w:space="0" w:color="000000"/>
+          <w:left w:val="single" w:sz="10" w:space="0" w:color="000000"/>
+          <w:bottom w:val="single" w:sz="10" w:space="0" w:color="000000"/>
+          <w:right w:val="single" w:sz="10" w:space="0" w:color="000000"/>
+          <w:insideH w:val="single" w:sz="10" w:space="0" w:color="000000"/>
+          <w:insideV w:val="single" w:sz="10" w:space="0" w:color="000000"/>
+        </w:tblBorders>
+      </w:tblPr>
+      <w:tblGrid>
+        <w:gridCol w:w="2340"/>
+        <w:gridCol w:w="2340"/>
+        <w:gridCol w:w="2340"/>
+        <w:gridCol w:w="2340"/>
+      </w:tblGrid>
+      <w:tr>
+        <w:trPr>
+          <w:tblHeader w:val="true"/>
+          <w:cantSplit/>
+        </w:trPr>
+        <w:tc>
+          <w:tcPr>
+            <w:tcW w:type="dxa" w:w="1872"/>
+            <w:shd w:fill="E7E7E7"/>
+            <w:tcMar>
+              <w:top w:w="80" w:type="dxa"/>
+              <w:start w:w="100" w:type="dxa"/>
+              <w:bottom w:w="80" w:type="dxa"/>
+              <w:end w:w="100" w:type="dxa"/>
+            </w:tcMar>
+            <w:vAlign w:val="center"/>
+          </w:tcPr>
+          <w:p>
+            <w:pPr>
+              <w:spacing w:before="40" w:after="40"/>
+              <w:jc w:val="center"/>
+            </w:pPr>
+            <w:r>
+              <w:rPr>
+                <w:b/>
+                <w:sz w:val="16"/>
+              </w:rPr>
+              <w:t>Condition</w:t>
+            </w:r>
+          </w:p>
+        </w:tc>
+        <w:tc>
+          <w:tcPr>
+            <w:tcW w:type="dxa" w:w="2880"/>
+            <w:shd w:fill="E7E7E7"/>
+            <w:tcMar>
+              <w:top w:w="80" w:type="dxa"/>
+              <w:start w:w="100" w:type="dxa"/>
+              <w:bottom w:w="80" w:type="dxa"/>
+              <w:end w:w="100" w:type="dxa"/>
+            </w:tcMar>
+            <w:vAlign w:val="center"/>
+          </w:tcPr>
+          <w:p>
+            <w:pPr>
+              <w:spacing w:before="40" w:after="40"/>
+              <w:jc w:val="center"/>
+            </w:pPr>
+            <w:r>
+              <w:rPr>
+                <w:b/>
+                <w:sz w:val="16"/>
+              </w:rPr>
+              <w:t>Controlled evidence</w:t>
+            </w:r>
+          </w:p>
+        </w:tc>
+        <w:tc>
+          <w:tcPr>
+            <w:tcW w:type="dxa" w:w="2160"/>
+            <w:shd w:fill="E7E7E7"/>
+            <w:tcMar>
+              <w:top w:w="80" w:type="dxa"/>
+              <w:start w:w="100" w:type="dxa"/>
+              <w:bottom w:w="80" w:type="dxa"/>
+              <w:end w:w="100" w:type="dxa"/>
+            </w:tcMar>
+            <w:vAlign w:val="center"/>
+          </w:tcPr>
+          <w:p>
+            <w:pPr>
+              <w:spacing w:before="40" w:after="40"/>
+              <w:jc w:val="center"/>
+            </w:pPr>
+            <w:r>
+              <w:rPr>
+                <w:b/>
+                <w:sz w:val="16"/>
+              </w:rPr>
+              <w:t>Derived boundary result</w:t>
+            </w:r>
+          </w:p>
+        </w:tc>
+        <w:tc>
+          <w:tcPr>
+            <w:tcW w:type="dxa" w:w="2448"/>
+            <w:shd w:fill="E7E7E7"/>
+            <w:tcMar>
+              <w:top w:w="80" w:type="dxa"/>
+              <w:start w:w="100" w:type="dxa"/>
+              <w:bottom w:w="80" w:type="dxa"/>
+              <w:end w:w="100" w:type="dxa"/>
+            </w:tcMar>
+            <w:vAlign w:val="center"/>
+          </w:tcPr>
+          <w:p>
+            <w:pPr>
+              <w:spacing w:before="40" w:after="40"/>
+              <w:jc w:val="center"/>
+            </w:pPr>
+            <w:r>
+              <w:rPr>
+                <w:b/>
+                <w:sz w:val="16"/>
+              </w:rPr>
+              <w:t>Action treatment</w:t>
+            </w:r>
+          </w:p>
+        </w:tc>
+      </w:tr>
+      <w:tr>
+        <w:trPr>
+          <w:cantSplit/>
+        </w:trPr>
+        <w:tc>
+          <w:tcPr>
+            <w:tcW w:type="dxa" w:w="1872"/>
+            <w:tcMar>
+              <w:top w:w="80" w:type="dxa"/>
+              <w:start w:w="100" w:type="dxa"/>
+              <w:bottom w:w="80" w:type="dxa"/>
+              <w:end w:w="100" w:type="dxa"/>
+            </w:tcMar>
+            <w:vAlign w:val="center"/>
+          </w:tcPr>
+          <w:p>
+            <w:pPr>
+              <w:spacing w:before="20" w:after="20"/>
+            </w:pPr>
+            <w:r>
+              <w:rPr>
+                <w:sz w:val="16"/>
+              </w:rPr>
+              <w:t>A — trustworthy OPEN</w:t>
+            </w:r>
+          </w:p>
+        </w:tc>
+        <w:tc>
+          <w:tcPr>
+            <w:tcW w:type="dxa" w:w="2880"/>
+            <w:tcMar>
+              <w:top w:w="80" w:type="dxa"/>
+              <w:start w:w="100" w:type="dxa"/>
+              <w:bottom w:w="80" w:type="dxa"/>
+              <w:end w:w="100" w:type="dxa"/>
+            </w:tcMar>
+            <w:vAlign w:val="center"/>
+          </w:tcPr>
+          <w:p>
+            <w:pPr>
+              <w:spacing w:before="20" w:after="20"/>
+            </w:pPr>
+            <w:r>
+              <w:rPr>
+                <w:sz w:val="16"/>
+              </w:rPr>
+              <w:t>GOOD, FRESH, valid timestamp, observed OPEN</w:t>
+            </w:r>
+          </w:p>
+        </w:tc>
+        <w:tc>
+          <w:tcPr>
+            <w:tcW w:type="dxa" w:w="2160"/>
+            <w:tcMar>
+              <w:top w:w="80" w:type="dxa"/>
+              <w:start w:w="100" w:type="dxa"/>
+              <w:bottom w:w="80" w:type="dxa"/>
+              <w:end w:w="100" w:type="dxa"/>
+            </w:tcMar>
+            <w:vAlign w:val="center"/>
+          </w:tcPr>
+          <w:p>
+            <w:pPr>
+              <w:spacing w:before="20" w:after="20"/>
+            </w:pPr>
+            <w:r>
+              <w:rPr>
+                <w:sz w:val="16"/>
+              </w:rPr>
+              <w:t>PROVEN OPEN / SATISFIED</w:t>
+            </w:r>
+          </w:p>
+        </w:tc>
+        <w:tc>
+          <w:tcPr>
+            <w:tcW w:type="dxa" w:w="2448"/>
+            <w:tcMar>
+              <w:top w:w="80" w:type="dxa"/>
+              <w:start w:w="100" w:type="dxa"/>
+              <w:bottom w:w="80" w:type="dxa"/>
+              <w:end w:w="100" w:type="dxa"/>
+            </w:tcMar>
+            <w:vAlign w:val="center"/>
+          </w:tcPr>
+          <w:p>
+            <w:pPr>
+              <w:spacing w:before="20" w:after="20"/>
+            </w:pPr>
+            <w:r>
+              <w:rPr>
+                <w:sz w:val="16"/>
+              </w:rPr>
+              <w:t>No OPEN command is required or offered.</w:t>
+            </w:r>
+          </w:p>
+        </w:tc>
+      </w:tr>
+      <w:tr>
+        <w:trPr>
+          <w:cantSplit/>
+        </w:trPr>
+        <w:tc>
+          <w:tcPr>
+            <w:tcW w:type="dxa" w:w="1872"/>
+            <w:tcMar>
+              <w:top w:w="80" w:type="dxa"/>
+              <w:start w:w="100" w:type="dxa"/>
+              <w:bottom w:w="80" w:type="dxa"/>
+              <w:end w:w="100" w:type="dxa"/>
+            </w:tcMar>
+            <w:vAlign w:val="center"/>
+          </w:tcPr>
+          <w:p>
+            <w:pPr>
+              <w:spacing w:before="20" w:after="20"/>
+            </w:pPr>
+            <w:r>
+              <w:rPr>
+                <w:sz w:val="16"/>
+              </w:rPr>
+              <w:t>B — trustworthy CLOSED</w:t>
+            </w:r>
+          </w:p>
+        </w:tc>
+        <w:tc>
+          <w:tcPr>
+            <w:tcW w:type="dxa" w:w="2880"/>
+            <w:tcMar>
+              <w:top w:w="80" w:type="dxa"/>
+              <w:start w:w="100" w:type="dxa"/>
+              <w:bottom w:w="80" w:type="dxa"/>
+              <w:end w:w="100" w:type="dxa"/>
+            </w:tcMar>
+            <w:vAlign w:val="center"/>
+          </w:tcPr>
+          <w:p>
+            <w:pPr>
+              <w:spacing w:before="20" w:after="20"/>
+            </w:pPr>
+            <w:r>
+              <w:rPr>
+                <w:sz w:val="16"/>
+              </w:rPr>
+              <w:t>GOOD, FRESH, valid timestamp, observed CLOSED</w:t>
+            </w:r>
+          </w:p>
+        </w:tc>
+        <w:tc>
+          <w:tcPr>
+            <w:tcW w:type="dxa" w:w="2160"/>
+            <w:tcMar>
+              <w:top w:w="80" w:type="dxa"/>
+              <w:start w:w="100" w:type="dxa"/>
+              <w:bottom w:w="80" w:type="dxa"/>
+              <w:end w:w="100" w:type="dxa"/>
+            </w:tcMar>
+            <w:vAlign w:val="center"/>
+          </w:tcPr>
+          <w:p>
+            <w:pPr>
+              <w:spacing w:before="20" w:after="20"/>
+            </w:pPr>
+            <w:r>
+              <w:rPr>
+                <w:sz w:val="16"/>
+              </w:rPr>
+              <w:t>PROVEN CLOSED</w:t>
+            </w:r>
+          </w:p>
+        </w:tc>
+        <w:tc>
+          <w:tcPr>
+            <w:tcW w:type="dxa" w:w="2448"/>
+            <w:tcMar>
+              <w:top w:w="80" w:type="dxa"/>
+              <w:start w:w="100" w:type="dxa"/>
+              <w:bottom w:w="80" w:type="dxa"/>
+              <w:end w:w="100" w:type="dxa"/>
+            </w:tcMar>
+            <w:vAlign w:val="center"/>
+          </w:tcPr>
+          <w:p>
+            <w:pPr>
+              <w:spacing w:before="20" w:after="20"/>
+            </w:pPr>
+            <w:r>
+              <w:rPr>
+                <w:sz w:val="16"/>
+              </w:rPr>
+              <w:t>Offer an OPEN isolation action only when existing workflow and command gates authorise it.</w:t>
+            </w:r>
+          </w:p>
+        </w:tc>
+      </w:tr>
+      <w:tr>
+        <w:trPr>
+          <w:cantSplit/>
+        </w:trPr>
+        <w:tc>
+          <w:tcPr>
+            <w:tcW w:type="dxa" w:w="1872"/>
+            <w:tcMar>
+              <w:top w:w="80" w:type="dxa"/>
+              <w:start w:w="100" w:type="dxa"/>
+              <w:bottom w:w="80" w:type="dxa"/>
+              <w:end w:w="100" w:type="dxa"/>
+            </w:tcMar>
+            <w:vAlign w:val="center"/>
+          </w:tcPr>
+          <w:p>
+            <w:pPr>
+              <w:spacing w:before="20" w:after="20"/>
+            </w:pPr>
+            <w:r>
+              <w:rPr>
+                <w:sz w:val="16"/>
+              </w:rPr>
+              <w:t>C — untrustworthy or absent</w:t>
+            </w:r>
+          </w:p>
+        </w:tc>
+        <w:tc>
+          <w:tcPr>
+            <w:tcW w:type="dxa" w:w="2880"/>
+            <w:tcMar>
+              <w:top w:w="80" w:type="dxa"/>
+              <w:start w:w="100" w:type="dxa"/>
+              <w:bottom w:w="80" w:type="dxa"/>
+              <w:end w:w="100" w:type="dxa"/>
+            </w:tcMar>
+            <w:vAlign w:val="center"/>
+          </w:tcPr>
+          <w:p>
+            <w:pPr>
+              <w:spacing w:before="20" w:after="20"/>
+            </w:pPr>
+            <w:r>
+              <w:rPr>
+                <w:sz w:val="16"/>
+              </w:rPr>
+              <w:t>STALE, UNCERTAIN, BAD, INVALID_TIMESTAMP, or missing required telemetry</w:t>
+            </w:r>
+          </w:p>
+        </w:tc>
+        <w:tc>
+          <w:tcPr>
+            <w:tcW w:type="dxa" w:w="2160"/>
+            <w:tcMar>
+              <w:top w:w="80" w:type="dxa"/>
+              <w:start w:w="100" w:type="dxa"/>
+              <w:bottom w:w="80" w:type="dxa"/>
+              <w:end w:w="100" w:type="dxa"/>
+            </w:tcMar>
+            <w:vAlign w:val="center"/>
+          </w:tcPr>
+          <w:p>
+            <w:pPr>
+              <w:spacing w:before="20" w:after="20"/>
+            </w:pPr>
+            <w:r>
+              <w:rPr>
+                <w:sz w:val="16"/>
+              </w:rPr>
+              <w:t>UNPROVEN</w:t>
+            </w:r>
+          </w:p>
+        </w:tc>
+        <w:tc>
+          <w:tcPr>
+            <w:tcW w:type="dxa" w:w="2448"/>
+            <w:tcMar>
+              <w:top w:w="80" w:type="dxa"/>
+              <w:start w:w="100" w:type="dxa"/>
+              <w:bottom w:w="80" w:type="dxa"/>
+              <w:end w:w="100" w:type="dxa"/>
+            </w:tcMar>
+            <w:vAlign w:val="center"/>
+          </w:tcPr>
+          <w:p>
+            <w:pPr>
+              <w:spacing w:before="20" w:after="20"/>
+            </w:pPr>
+            <w:r>
+              <w:rPr>
+                <w:sz w:val="16"/>
+              </w:rPr>
+              <w:t>Do not offer a redundant OPEN command. Present the evidence deficiency; isolation cannot be completed until trustworthy evidence is restored.</w:t>
+            </w:r>
+          </w:p>
+        </w:tc>
+      </w:tr>
+    </w:tbl>
+    <w:p>
+      <w:pPr>
+        <w:spacing w:after="0"/>
+      </w:pPr>
+    </w:p>
+    <w:p>
+      <w:pPr>
+        <w:spacing w:before="120" w:after="120"/>
+      </w:pPr>
+      <w:r>
+        <w:t>Every accepted switching command or valid telemetry update changes a relevant input revision and triggers the full transaction-order recalculation. No cached action remains current across such a revision. More than one authorised OPEN action may be returned; the architecture does not impose a section-specific order. Overall isolation is proven only when every incident boundary is proven OPEN and topology processing finds zero active source paths from every available source to the active fault section.</w:t>
+      </w:r>
+    </w:p>
+    <w:p>
+      <w:pPr>
+        <w:pStyle w:val="Heading2"/>
+        <w:keepNext/>
+      </w:pPr>
+      <w:r>
+        <w:t>26.3 Interface and Safety Constraints</w:t>
+      </w:r>
+    </w:p>
+    <w:p>
+      <w:pPr>
+        <w:spacing w:before="120" w:after="120"/>
+      </w:pPr>
+      <w:r>
+        <w:rPr>
+          <w:b w:val="0"/>
+          <w:i w:val="0"/>
+        </w:rPr>
+        <w:t>Boundary-evaluation records include the boundary device identifier, observed value, quality, timestamp, freshness/validity, A/B/C condition, proof state, action eligibility, ineligibility reason and calculation revision. The frontend renders this backend-owned result and never reconstructs incidence or eligibility. A last-reported untrustworthy OPEN value is displayed as UNPROVEN with its deficiency and never converted into a redundant OPEN command.</w:t>
+      </w:r>
+    </w:p>
+    <w:p>
+      <w:pPr>
+        <w:pStyle w:val="Heading2"/>
+        <w:keepNext/>
+      </w:pPr>
+      <w:r>
+        <w:t>26.4 Configuration Package Lifecycle</w:t>
+      </w:r>
+    </w:p>
+    <w:p>
+      <w:pPr>
+        <w:spacing w:before="120" w:after="120"/>
+      </w:pPr>
+      <w:r>
+        <w:rPr>
+          <w:b w:val="0"/>
+          <w:i w:val="0"/>
+        </w:rPr>
+        <w:t>The architecture currently governs approved v1.0/v1.1 engineering definitions, not existing implementation files. When implementation is explicitly authorised, the configuration module shall instantiate both definitions as separately versioned immutable packages, validate them against one schema, record hashes and make them loadable without runtime generation or correction. This distinction preserves the same-build v1.0 FAIL to v1.1 PASS assurance claim.</w:t>
+      </w:r>
+    </w:p>
+    <w:p>
+      <w:pPr>
+        <w:pStyle w:val="Heading2"/>
+        <w:keepNext/>
+      </w:pPr>
+      <w:r>
+        <w:t>26.5 Acceptance Boundary</w:t>
+      </w:r>
+    </w:p>
+    <w:p>
+      <w:pPr>
+        <w:spacing w:before="120" w:after="120"/>
+      </w:pPr>
+      <w:r>
+        <w:rPr>
+          <w:b w:val="0"/>
+          <w:i w:val="0"/>
+        </w:rPr>
+        <w:t>DC-003 is applied to this architecture and shall be cross-document verified before final Step 9 acceptance and implementation authorisation. The change allocates existing behaviour; it does not alter the 124 requirements or add a new restoration rule.</w:t>
       </w:r>
     </w:p>
     <w:sectPr>

--- a/01-engineering-source-documents/OT Project System Architecture.docx
+++ b/01-engineering-source-documents/OT Project System Architecture.docx
@@ -21,16 +21,13 @@
         <w:spacing w:before="240" w:after="240"/>
       </w:pPr>
       <w:r>
-        <w:rPr>
-          <w:sz w:val="20"/>
-        </w:rPr>
         <w:t>Operational Technology Graduate Demonstration Project</w:t>
         <w:br/>
         <w:t>Document: OT System Architecture</w:t>
         <w:br/>
-        <w:t>Version: 0.2</w:t>
+        <w:t>Version: 0.3 — Proposed DC-005 controlled revision</w:t>
         <w:br/>
-        <w:t>Status: Draft</w:t>
+        <w:t>Status: Draft — proposed authoritative revision pending independent review; accepted baseline remains v0.2</w:t>
       </w:r>
     </w:p>
     <w:p>
@@ -11812,6 +11809,447 @@
           <w:i w:val="0"/>
         </w:rPr>
         <w:t>DC-003 is applied to this architecture and shall be cross-document verified before final Step 9 acceptance and implementation authorisation. The change allocates existing behaviour; it does not alter the 124 requirements or add a new restoration rule.</w:t>
+      </w:r>
+    </w:p>
+    <w:p>
+      <w:pPr>
+        <w:pStyle w:val="Heading1"/>
+      </w:pPr>
+      <w:r>
+        <w:t>27. Proposed Controlled Amendment — DC-005 Suspension Assurance Architecture</w:t>
+      </w:r>
+    </w:p>
+    <w:p>
+      <w:pPr/>
+      <w:r>
+        <w:t>This proposed amendment resolves the narrow SA-CMP-08 gap exposed by QA-042. Section 12's PASS/FAIL execution model remains correct for a test that validly completes comparison. A separate validation-assurance suspension boundary is required when accepted entry/suspension rules prevent valid start, continuation or determination.</w:t>
+      </w:r>
+    </w:p>
+    <w:p>
+      <w:pPr>
+        <w:pStyle w:val="Heading2"/>
+      </w:pPr>
+      <w:r>
+        <w:t>27.1 Information Ownership</w:t>
+      </w:r>
+    </w:p>
+    <w:p>
+      <w:pPr/>
+      <w:r>
+        <w:t>SA-CMP-08 Validation and Evidence owns the exact VSC-001–VSC-005 registry, ValidationSuspensionRecord, typed suspension evidence, reviewer/backend authority audit, deterministic reason, terminal execution relationship and composite suspension source. SA-CMP-07 Scenario Control supplies actual run/execution context when it exists but never invents a run for pre-entry suspension. SA-CMP-09 presents backend-owned records and authorised review actions without choosing verdicts.</w:t>
+      </w:r>
+    </w:p>
+    <w:tbl>
+      <w:tblPr>
+        <w:tblW w:type="dxa" w:w="9360"/>
+        <w:jc w:val="left"/>
+        <w:tblLayout w:type="fixed"/>
+        <w:tblLook w:firstColumn="1" w:firstRow="1" w:lastColumn="0" w:lastRow="0" w:noHBand="0" w:noVBand="1" w:val="04A0"/>
+        <w:tblInd w:type="dxa" w:w="120"/>
+      </w:tblPr>
+      <w:tblGrid>
+        <w:gridCol w:w="2674"/>
+        <w:gridCol w:w="2674"/>
+        <w:gridCol w:w="4012"/>
+      </w:tblGrid>
+      <w:tr>
+        <w:trPr>
+          <w:tblHeader w:val="true"/>
+        </w:trPr>
+        <w:tc>
+          <w:tcPr>
+            <w:tcW w:type="dxa" w:w="2674"/>
+            <w:shd w:fill="E7E7E7"/>
+            <w:tcMar>
+              <w:top w:w="80" w:type="dxa"/>
+              <w:start w:w="120" w:type="dxa"/>
+              <w:bottom w:w="80" w:type="dxa"/>
+              <w:end w:w="120" w:type="dxa"/>
+            </w:tcMar>
+            <w:vAlign w:val="center"/>
+          </w:tcPr>
+          <w:p>
+            <w:r>
+              <w:rPr>
+                <w:b/>
+              </w:rPr>
+              <w:t>Information object</w:t>
+            </w:r>
+          </w:p>
+        </w:tc>
+        <w:tc>
+          <w:tcPr>
+            <w:tcW w:type="dxa" w:w="2674"/>
+            <w:shd w:fill="E7E7E7"/>
+            <w:tcMar>
+              <w:top w:w="80" w:type="dxa"/>
+              <w:start w:w="120" w:type="dxa"/>
+              <w:bottom w:w="80" w:type="dxa"/>
+              <w:end w:w="120" w:type="dxa"/>
+            </w:tcMar>
+            <w:vAlign w:val="center"/>
+          </w:tcPr>
+          <w:p>
+            <w:r>
+              <w:rPr>
+                <w:b/>
+              </w:rPr>
+              <w:t>Authoritative owner</w:t>
+            </w:r>
+          </w:p>
+        </w:tc>
+        <w:tc>
+          <w:tcPr>
+            <w:tcW w:type="dxa" w:w="4012"/>
+            <w:shd w:fill="E7E7E7"/>
+            <w:tcMar>
+              <w:top w:w="80" w:type="dxa"/>
+              <w:start w:w="120" w:type="dxa"/>
+              <w:bottom w:w="80" w:type="dxa"/>
+              <w:end w:w="120" w:type="dxa"/>
+            </w:tcMar>
+            <w:vAlign w:val="center"/>
+          </w:tcPr>
+          <w:p>
+            <w:r>
+              <w:rPr>
+                <w:b/>
+              </w:rPr>
+              <w:t>Key boundary</w:t>
+            </w:r>
+          </w:p>
+        </w:tc>
+      </w:tr>
+      <w:tr>
+        <w:trPr/>
+        <w:tc>
+          <w:tcPr>
+            <w:tcW w:type="dxa" w:w="2674"/>
+            <w:tcMar>
+              <w:top w:w="80" w:type="dxa"/>
+              <w:start w:w="120" w:type="dxa"/>
+              <w:bottom w:w="80" w:type="dxa"/>
+              <w:end w:w="120" w:type="dxa"/>
+            </w:tcMar>
+            <w:vAlign w:val="center"/>
+          </w:tcPr>
+          <w:p>
+            <w:r>
+              <w:t>Suspension condition registry</w:t>
+            </w:r>
+          </w:p>
+        </w:tc>
+        <w:tc>
+          <w:tcPr>
+            <w:tcW w:type="dxa" w:w="2674"/>
+            <w:tcMar>
+              <w:top w:w="80" w:type="dxa"/>
+              <w:start w:w="120" w:type="dxa"/>
+              <w:bottom w:w="80" w:type="dxa"/>
+              <w:end w:w="120" w:type="dxa"/>
+            </w:tcMar>
+            <w:vAlign w:val="center"/>
+          </w:tcPr>
+          <w:p>
+            <w:r>
+              <w:t>SA-CMP-08</w:t>
+            </w:r>
+          </w:p>
+        </w:tc>
+        <w:tc>
+          <w:tcPr>
+            <w:tcW w:type="dxa" w:w="4012"/>
+            <w:tcMar>
+              <w:top w:w="80" w:type="dxa"/>
+              <w:start w:w="120" w:type="dxa"/>
+              <w:bottom w:w="80" w:type="dxa"/>
+              <w:end w:w="120" w:type="dxa"/>
+            </w:tcMar>
+            <w:vAlign w:val="center"/>
+          </w:tcPr>
+          <w:p>
+            <w:r>
+              <w:t>Exactly VSC-001–VSC-005; versioned evidence/authority/reason contracts.</w:t>
+            </w:r>
+          </w:p>
+        </w:tc>
+      </w:tr>
+      <w:tr>
+        <w:trPr/>
+        <w:tc>
+          <w:tcPr>
+            <w:tcW w:type="dxa" w:w="2674"/>
+            <w:tcMar>
+              <w:top w:w="80" w:type="dxa"/>
+              <w:start w:w="120" w:type="dxa"/>
+              <w:bottom w:w="80" w:type="dxa"/>
+              <w:end w:w="120" w:type="dxa"/>
+            </w:tcMar>
+            <w:vAlign w:val="center"/>
+          </w:tcPr>
+          <w:p>
+            <w:r>
+              <w:t>Suspension/evidence records</w:t>
+            </w:r>
+          </w:p>
+        </w:tc>
+        <w:tc>
+          <w:tcPr>
+            <w:tcW w:type="dxa" w:w="2674"/>
+            <w:tcMar>
+              <w:top w:w="80" w:type="dxa"/>
+              <w:start w:w="120" w:type="dxa"/>
+              <w:bottom w:w="80" w:type="dxa"/>
+              <w:end w:w="120" w:type="dxa"/>
+            </w:tcMar>
+            <w:vAlign w:val="center"/>
+          </w:tcPr>
+          <w:p>
+            <w:r>
+              <w:t>SA-CMP-08</w:t>
+            </w:r>
+          </w:p>
+        </w:tc>
+        <w:tc>
+          <w:tcPr>
+            <w:tcW w:type="dxa" w:w="4012"/>
+            <w:tcMar>
+              <w:top w:w="80" w:type="dxa"/>
+              <w:start w:w="120" w:type="dxa"/>
+              <w:bottom w:w="80" w:type="dxa"/>
+              <w:end w:w="120" w:type="dxa"/>
+            </w:tcMar>
+            <w:vAlign w:val="center"/>
+          </w:tcPr>
+          <w:p>
+            <w:r>
+              <w:t>Immutable validation assurance; not operational events; exact test/case/provenance binding.</w:t>
+            </w:r>
+          </w:p>
+        </w:tc>
+      </w:tr>
+      <w:tr>
+        <w:trPr/>
+        <w:tc>
+          <w:tcPr>
+            <w:tcW w:type="dxa" w:w="2674"/>
+            <w:tcMar>
+              <w:top w:w="80" w:type="dxa"/>
+              <w:start w:w="120" w:type="dxa"/>
+              <w:bottom w:w="80" w:type="dxa"/>
+              <w:end w:w="120" w:type="dxa"/>
+            </w:tcMar>
+            <w:vAlign w:val="center"/>
+          </w:tcPr>
+          <w:p>
+            <w:r>
+              <w:t>Run/execution context</w:t>
+            </w:r>
+          </w:p>
+        </w:tc>
+        <w:tc>
+          <w:tcPr>
+            <w:tcW w:type="dxa" w:w="2674"/>
+            <w:tcMar>
+              <w:top w:w="80" w:type="dxa"/>
+              <w:start w:w="120" w:type="dxa"/>
+              <w:bottom w:w="80" w:type="dxa"/>
+              <w:end w:w="120" w:type="dxa"/>
+            </w:tcMar>
+            <w:vAlign w:val="center"/>
+          </w:tcPr>
+          <w:p>
+            <w:r>
+              <w:t>SA-CMP-07 / SA-CMP-08</w:t>
+            </w:r>
+          </w:p>
+        </w:tc>
+        <w:tc>
+          <w:tcPr>
+            <w:tcW w:type="dxa" w:w="4012"/>
+            <w:tcMar>
+              <w:top w:w="80" w:type="dxa"/>
+              <w:start w:w="120" w:type="dxa"/>
+              <w:bottom w:w="80" w:type="dxa"/>
+              <w:end w:w="120" w:type="dxa"/>
+            </w:tcMar>
+            <w:vAlign w:val="center"/>
+          </w:tcPr>
+          <w:p>
+            <w:r>
+              <w:t>Referenced only when validly created; preserved and terminally linked after entry.</w:t>
+            </w:r>
+          </w:p>
+        </w:tc>
+      </w:tr>
+      <w:tr>
+        <w:trPr/>
+        <w:tc>
+          <w:tcPr>
+            <w:tcW w:type="dxa" w:w="2674"/>
+            <w:tcMar>
+              <w:top w:w="80" w:type="dxa"/>
+              <w:start w:w="120" w:type="dxa"/>
+              <w:bottom w:w="80" w:type="dxa"/>
+              <w:end w:w="120" w:type="dxa"/>
+            </w:tcMar>
+            <w:vAlign w:val="center"/>
+          </w:tcPr>
+          <w:p>
+            <w:r>
+              <w:t>Source document/conflict review</w:t>
+            </w:r>
+          </w:p>
+        </w:tc>
+        <w:tc>
+          <w:tcPr>
+            <w:tcW w:type="dxa" w:w="2674"/>
+            <w:tcMar>
+              <w:top w:w="80" w:type="dxa"/>
+              <w:start w:w="120" w:type="dxa"/>
+              <w:bottom w:w="80" w:type="dxa"/>
+              <w:end w:w="120" w:type="dxa"/>
+            </w:tcMar>
+            <w:vAlign w:val="center"/>
+          </w:tcPr>
+          <w:p>
+            <w:r>
+              <w:t>Engineering review process</w:t>
+            </w:r>
+          </w:p>
+        </w:tc>
+        <w:tc>
+          <w:tcPr>
+            <w:tcW w:type="dxa" w:w="4012"/>
+            <w:tcMar>
+              <w:top w:w="80" w:type="dxa"/>
+              <w:start w:w="120" w:type="dxa"/>
+              <w:bottom w:w="80" w:type="dxa"/>
+              <w:end w:w="120" w:type="dxa"/>
+            </w:tcMar>
+            <w:vAlign w:val="center"/>
+          </w:tcPr>
+          <w:p>
+            <w:r>
+              <w:t>Human judgement for VSC-001/VSC-002/pre-entry VSC-004; backend verifies identity and authority.</w:t>
+            </w:r>
+          </w:p>
+        </w:tc>
+      </w:tr>
+      <w:tr>
+        <w:trPr/>
+        <w:tc>
+          <w:tcPr>
+            <w:tcW w:type="dxa" w:w="2674"/>
+            <w:tcMar>
+              <w:top w:w="80" w:type="dxa"/>
+              <w:start w:w="120" w:type="dxa"/>
+              <w:bottom w:w="80" w:type="dxa"/>
+              <w:end w:w="120" w:type="dxa"/>
+            </w:tcMar>
+            <w:vAlign w:val="center"/>
+          </w:tcPr>
+          <w:p>
+            <w:r>
+              <w:t>Identity/time/integrity verification</w:t>
+            </w:r>
+          </w:p>
+        </w:tc>
+        <w:tc>
+          <w:tcPr>
+            <w:tcW w:type="dxa" w:w="2674"/>
+            <w:tcMar>
+              <w:top w:w="80" w:type="dxa"/>
+              <w:start w:w="120" w:type="dxa"/>
+              <w:bottom w:w="80" w:type="dxa"/>
+              <w:end w:w="120" w:type="dxa"/>
+            </w:tcMar>
+            <w:vAlign w:val="center"/>
+          </w:tcPr>
+          <w:p>
+            <w:r>
+              <w:t>Configuration/catalogue/time/integrity authorities</w:t>
+            </w:r>
+          </w:p>
+        </w:tc>
+        <w:tc>
+          <w:tcPr>
+            <w:tcW w:type="dxa" w:w="4012"/>
+            <w:tcMar>
+              <w:top w:w="80" w:type="dxa"/>
+              <w:start w:w="120" w:type="dxa"/>
+              <w:bottom w:w="80" w:type="dxa"/>
+              <w:end w:w="120" w:type="dxa"/>
+            </w:tcMar>
+            <w:vAlign w:val="center"/>
+          </w:tcPr>
+          <w:p>
+            <w:r>
+              <w:t>Machine facts for VSC-003/runtime VSC-004/VSC-005; client cannot override.</w:t>
+            </w:r>
+          </w:p>
+        </w:tc>
+      </w:tr>
+    </w:tbl>
+    <w:p/>
+    <w:p>
+      <w:pPr>
+        <w:pStyle w:val="Heading2"/>
+      </w:pPr>
+      <w:r>
+        <w:t>27.2 Processing and Interface Contract</w:t>
+      </w:r>
+    </w:p>
+    <w:p>
+      <w:pPr/>
+      <w:r>
+        <w:t>The assurance boundary first resolves the selected test/case and lifecycle point, then validates the applicable condition-specific evidence envelope and authority. Reviewer-controlled conditions require proposal and independent finalisation. Backend-controlled conditions are derived by the existing identity, time-authority or integrity verifier. The service—not the client—generates reason code/text/fingerprint and final BLOCKED-TEST relationship.</w:t>
+      </w:r>
+    </w:p>
+    <w:p>
+      <w:pPr/>
+      <w:r>
+        <w:t>Pre-entry suspension stores no scenario_run_id or validation_execution_id and explicitly records why they do not exist. Post-entry suspension must resolve the actual execution/run bidirectionally, preserve prior evidence and atomically enter terminal SUSPENDED state. Ordinary comparison mismatch remains FAIL; operational BLOCKED remains an engineering result; missing/unexecuted remains incomplete.</w:t>
+      </w:r>
+    </w:p>
+    <w:p>
+      <w:pPr>
+        <w:pStyle w:val="Heading2"/>
+      </w:pPr>
+      <w:r>
+        <w:t>27.3 Composite, Persistence and Historical Boundaries</w:t>
+      </w:r>
+    </w:p>
+    <w:p>
+      <w:pPr/>
+      <w:r>
+        <w:t>DC-004 composite membership becomes a controlled union of finalised execution result (PASS/FAIL) or finalised suspension result (BLOCKED-TEST). The composite independently verifies the suspension registry entry, authority, evidence contract and provenance and never trusts a verdict value alone. Exact-set completeness and FAIL precedence remain unchanged.</w:t>
+      </w:r>
+    </w:p>
+    <w:p>
+      <w:pPr/>
+      <w:r>
+        <w:t>Persistence separates suspension headers, evidence membership and authority audit. Database controls make finalised records and membership immutable. Historical resolution/export uses the source catalogue/test/case/build identities under DC-004; draft old-catalogue records are read-only. The operational-event boundary remains exactly 15 types and FORMAL/EXPLORATORY ownership remains separated.</w:t>
+      </w:r>
+    </w:p>
+    <w:p>
+      <w:pPr>
+        <w:pStyle w:val="Heading2"/>
+      </w:pPr>
+      <w:r>
+        <w:t>27.4 Requirements and Proposed Gate</w:t>
+      </w:r>
+    </w:p>
+    <w:p>
+      <w:pPr/>
+      <w:r>
+        <w:t>REQ-VAL-001–014 remain unchanged. REQ-VAL-008 governs a test that validly executes to PASS/FAIL comparison; a suspended attempt is explicitly not a completed executed test. SA-CMP-08 remains the allocated component. No network, electrical, restoration or scenario authority changes.</w:t>
+      </w:r>
+    </w:p>
+    <w:p>
+      <w:pPr/>
+      <w:r>
+        <w:t>DC-005 and Section 27 remain proposed. System Architecture v0.2 remains accepted until independent review and controlled application. No machine contract, schema, database, QA correction or I9 work is authorised.</w:t>
       </w:r>
     </w:p>
     <w:sectPr>

--- a/01-engineering-source-documents/OT Project System Architecture.docx
+++ b/01-engineering-source-documents/OT Project System Architecture.docx
@@ -11822,7 +11822,7 @@
     <w:p>
       <w:pPr/>
       <w:r>
-        <w:t>This proposed amendment resolves the narrow SA-CMP-08 gap exposed by QA-042. Section 12's PASS/FAIL execution model remains correct for a test that validly completes comparison. A separate validation-assurance suspension boundary is required when accepted entry/suspension rules prevent valid start, continuation or determination.</w:t>
+        <w:t>This proposed amendment resolves the narrow SA-CMP-08 gap exposed by QA-042. Clarified REQ-VAL-007–009 define an ExecutedValidationResult only after valid expected-versus-observed comparison, with PASS or FAIL. A separate ValidationAttempt and suspension-assurance boundary represents accepted conditions that prevent entry, continuation or result creation.</w:t>
       </w:r>
     </w:p>
     <w:p>
@@ -11836,7 +11836,7 @@
     <w:p>
       <w:pPr/>
       <w:r>
-        <w:t>SA-CMP-08 Validation and Evidence owns the exact VSC-001–VSC-005 registry, ValidationSuspensionRecord, typed suspension evidence, reviewer/backend authority audit, deterministic reason, terminal execution relationship and composite suspension source. SA-CMP-07 Scenario Control supplies actual run/execution context when it exists but never invents a run for pre-entry suspension. SA-CMP-09 presents backend-owned records and authorised review actions without choosing verdicts.</w:t>
+        <w:t>SA-CMP-08 Validation and Evidence owns ValidationAttempt, trusted ValidationTargetSelection, ExecutedValidationResult, the exact VSC-001–VSC-005 registry/classifier, ValidationSuspensionRecord, typed evidence, local actor/role audit, deterministic reason and composite suspension source. SA-CMP-07 supplies actual run context only when validly created. SA-CMP-09 presents backend-owned records/actions without choosing target authority, classification or verdict.</w:t>
       </w:r>
     </w:p>
     <w:tbl>
@@ -11969,7 +11969,7 @@
           </w:tcPr>
           <w:p>
             <w:r>
-              <w:t>Exactly VSC-001–VSC-005; versioned evidence/authority/reason contracts.</w:t>
+              <w:t>Exactly VSC-001–VSC-005; versioned deterministic non-overlapping gates, evidence/authority/reason contracts.</w:t>
             </w:r>
           </w:p>
         </w:tc>
@@ -12023,7 +12023,7 @@
           </w:tcPr>
           <w:p>
             <w:r>
-              <w:t>Immutable validation assurance; not operational events; exact test/case/provenance binding.</w:t>
+              <w:t>Immutable validation assurance bound to trusted target selection, resolved sources, failed input and separate target/verifier builds; not operational events.</w:t>
             </w:r>
           </w:p>
         </w:tc>
@@ -12114,7 +12114,7 @@
           </w:tcPr>
           <w:p>
             <w:r>
-              <w:t>Engineering review process</w:t>
+              <w:t>Engineering review process / SA-CMP-08</w:t>
             </w:r>
           </w:p>
         </w:tc>
@@ -12131,7 +12131,7 @@
           </w:tcPr>
           <w:p>
             <w:r>
-              <w:t>Human judgement for VSC-001/VSC-002/pre-entry VSC-004; backend verifies identity and authority.</w:t>
+              <w:t>Machine enforces controlled local actor roles and proposal/finaliser separation; engineering review asserts real reviewer identity/independence.</w:t>
             </w:r>
           </w:p>
         </w:tc>
@@ -12190,6 +12190,38 @@
           </w:p>
         </w:tc>
       </w:tr>
+      <w:tr>
+        <w:tc>
+          <w:tcPr>
+            <w:tcW w:type="dxa" w:w="2674"/>
+          </w:tcPr>
+          <w:p>
+            <w:r>
+              <w:t>Target selection and attempt/result lifecycle</w:t>
+            </w:r>
+          </w:p>
+        </w:tc>
+        <w:tc>
+          <w:tcPr>
+            <w:tcW w:type="dxa" w:w="2674"/>
+          </w:tcPr>
+          <w:p>
+            <w:r>
+              <w:t>SA-CMP-08</w:t>
+            </w:r>
+          </w:p>
+        </w:tc>
+        <w:tc>
+          <w:tcPr>
+            <w:tcW w:type="dxa" w:w="4012"/>
+          </w:tcPr>
+          <w:p>
+            <w:r>
+              <w:t>Trusted campaign/test-selection anchor before entry; attempt may suspend; ExecutedValidationResult exists only after valid comparison.</w:t>
+            </w:r>
+          </w:p>
+        </w:tc>
+      </w:tr>
     </w:tbl>
     <w:p/>
     <w:p>
@@ -12203,13 +12235,13 @@
     <w:p>
       <w:pPr/>
       <w:r>
-        <w:t>The assurance boundary first resolves the selected test/case and lifecycle point, then validates the applicable condition-specific evidence envelope and authority. Reviewer-controlled conditions require proposal and independent finalisation. Backend-controlled conditions are derived by the existing identity, time-authority or integrity verifier. The service—not the client—generates reason code/text/fingerprint and final BLOCKED-TEST relationship.</w:t>
+        <w:t>The assurance boundary first requires a trusted campaign/test-selection anchor, then separates intended target identity from successfully resolved sources and the assurance-verifier build. A versioned semantic chain selects exactly one VSC condition: integrity failure VSC-005; integrity-valid missing/unknown/ambiguous identity VSC-003; multiple conflicting trusted controls VSC-002; no controlling trusted behaviour VSC-001; one unambiguous trusted definition/runtime relying on uncontrolled time VSC-004. The service generates reason/fingerprint; unsupported or overlapping claims are rejected.</w:t>
       </w:r>
     </w:p>
     <w:p>
       <w:pPr/>
       <w:r>
-        <w:t>Pre-entry suspension stores no scenario_run_id or validation_execution_id and explicitly records why they do not exist. Post-entry suspension must resolve the actual execution/run bidirectionally, preserve prior evidence and atomically enter terminal SUSPENDED state. Ordinary comparison mismatch remains FAIL; operational BLOCKED remains an engineering result; missing/unexecuted remains incomplete.</w:t>
+        <w:t>Pre-entry suspension stores no scenario_run_id or validation_execution_id and cannot finalise at case level unless its target anchor proves the exact accepted test/case. Post-entry suspension preserves actual run/execution context and atomically closes the ValidationAttempt SUSPENDED without creating an ExecutedValidationResult. Valid comparison creates PASS/FAIL; ordinary missing evidence/unexecuted remains incomplete; operational BLOCKED remains an engineering result.</w:t>
       </w:r>
     </w:p>
     <w:p>
@@ -12223,7 +12255,7 @@
     <w:p>
       <w:pPr/>
       <w:r>
-        <w:t>DC-004 composite membership becomes a controlled union of finalised execution result (PASS/FAIL) or finalised suspension result (BLOCKED-TEST). The composite independently verifies the suspension registry entry, authority, evidence contract and provenance and never trusts a verdict value alone. Exact-set completeness and FAIL precedence remain unchanged.</w:t>
+        <w:t>DC-004 composite membership becomes a controlled union of finalised ExecutedValidationResult (PASS/FAIL) or finalised suspension result (BLOCKED-TEST). For suspension, the composite resolves the trusted target-selection authority/hash to the exact accepted case and verifies classifier, evidence and provenance; client case_id text or a verdict value is never sufficient. Exact-set completeness and FAIL precedence remain unchanged.</w:t>
       </w:r>
     </w:p>
     <w:p>
@@ -12243,7 +12275,7 @@
     <w:p>
       <w:pPr/>
       <w:r>
-        <w:t>REQ-VAL-001–014 remain unchanged. REQ-VAL-008 governs a test that validly executes to PASS/FAIL comparison; a suspended attempt is explicitly not a completed executed test. SA-CMP-08 remains the allocated component. No network, electrical, restoration or scenario authority changes.</w:t>
+        <w:t>Requirements Specification v0.4 is proposed with controlled wording clarification to REQ-VAL-007, REQ-VAL-008 and REQ-VAL-009: an ExecutedValidationResult exists only after valid comparison and is PASS/FAIL with supporting evidence; a suspended attempt has no such result. IDs, 124-requirement total, verification intent and exact 286 RTM relationships remain unchanged. SA-CMP-08 remains allocated; no network, restoration or scenario authority changes.</w:t>
       </w:r>
     </w:p>
     <w:p>

--- a/01-engineering-source-documents/OT Project System Architecture.docx
+++ b/01-engineering-source-documents/OT Project System Architecture.docx
@@ -25,9 +25,9 @@
         <w:br/>
         <w:t>Document: OT System Architecture</w:t>
         <w:br/>
-        <w:t>Version: 0.3 — Proposed DC-005 controlled revision</w:t>
+        <w:t>Version: 0.3</w:t>
         <w:br/>
-        <w:t>Status: Draft — proposed authoritative revision pending independent review; accepted baseline remains v0.2</w:t>
+        <w:t>Status: Draft — accepted authoritative architecture baseline through DC-005</w:t>
       </w:r>
     </w:p>
     <w:p>
@@ -11816,13 +11816,13 @@
         <w:pStyle w:val="Heading1"/>
       </w:pPr>
       <w:r>
-        <w:t>27. Proposed Controlled Amendment — DC-005 Suspension Assurance Architecture</w:t>
+        <w:t>27. Accepted Controlled Amendment — DC-005 Suspension Assurance Architecture</w:t>
       </w:r>
     </w:p>
     <w:p>
       <w:pPr/>
       <w:r>
-        <w:t>This proposed amendment resolves the narrow SA-CMP-08 gap exposed by QA-042. Clarified REQ-VAL-007–009 define an ExecutedValidationResult only after valid expected-versus-observed comparison, with PASS or FAIL. A separate ValidationAttempt and suspension-assurance boundary represents accepted conditions that prevent entry, continuation or result creation.</w:t>
+        <w:t>This accepted amendment resolves the narrow SA-CMP-08 gap exposed by QA-042. Clarified REQ-VAL-007–009 define an ExecutedValidationResult only after valid expected-versus-observed comparison, with PASS or FAIL. A separate ValidationAttempt and suspension-assurance boundary represents accepted conditions that prevent entry, continuation or result creation.</w:t>
       </w:r>
     </w:p>
     <w:p>
@@ -12269,19 +12269,19 @@
         <w:pStyle w:val="Heading2"/>
       </w:pPr>
       <w:r>
-        <w:t>27.4 Requirements and Proposed Gate</w:t>
+        <w:t>27.4 Requirements and Accepted Design Gate</w:t>
       </w:r>
     </w:p>
     <w:p>
       <w:pPr/>
       <w:r>
-        <w:t>Requirements Specification v0.4 is proposed with controlled wording clarification to REQ-VAL-007, REQ-VAL-008 and REQ-VAL-009: an ExecutedValidationResult exists only after valid comparison and is PASS/FAIL with supporting evidence; a suspended attempt has no such result. IDs, 124-requirement total, verification intent and exact 286 RTM relationships remain unchanged. SA-CMP-08 remains allocated; no network, restoration or scenario authority changes.</w:t>
+        <w:t>Requirements Specification v0.4 is accepted with controlled wording clarification to REQ-VAL-007, REQ-VAL-008 and REQ-VAL-009: an ExecutedValidationResult exists only after valid comparison and is PASS/FAIL with supporting evidence; a suspended attempt has no such result. IDs, 124-requirement total, verification intent and exact 286 RTM relationships remain unchanged. SA-CMP-08 remains allocated; no network, restoration or scenario authority changes.</w:t>
       </w:r>
     </w:p>
     <w:p>
       <w:pPr/>
       <w:r>
-        <w:t>DC-005 and Section 27 remain proposed. System Architecture v0.2 remains accepted until independent review and controlled application. No machine contract, schema, database, QA correction or I9 work is authorised.</w:t>
+        <w:t>DC-005 and Section 27 are accepted as the authoritative validation-suspension architecture, and System Architecture v0.3 supersedes v0.2 as the current architecture baseline. No machine contract, schema, database, QA correction or I9 work is authorised; application requires separate authorisation and independent review.</w:t>
       </w:r>
     </w:p>
     <w:sectPr>

--- a/01-engineering-source-documents/OT Project System Architecture.docx
+++ b/01-engineering-source-documents/OT Project System Architecture.docx
@@ -25,9 +25,9 @@
         <w:br/>
         <w:t>Document: OT System Architecture</w:t>
         <w:br/>
-        <w:t>Version: 0.3</w:t>
+        <w:t>Version: 0.4 (proposed)</w:t>
         <w:br/>
-        <w:t>Status: Draft — accepted authoritative architecture baseline through DC-005</w:t>
+        <w:t>Status: Draft — DC-006 authoritative-document application pending independent review; accepted baseline remains System Architecture v0.3</w:t>
       </w:r>
     </w:p>
     <w:p>
@@ -12282,6 +12282,1432 @@
       <w:pPr/>
       <w:r>
         <w:t>DC-005 and Section 27 are accepted as the authoritative validation-suspension architecture, and System Architecture v0.3 supersedes v0.2 as the current architecture baseline. No machine contract, schema, database, QA correction or I9 work is authorised; application requires separate authorisation and independent review.</w:t>
+      </w:r>
+    </w:p>
+    <w:p>
+      <w:r>
+        <w:br w:type="page"/>
+      </w:r>
+    </w:p>
+    <w:p>
+      <w:pPr>
+        <w:pStyle w:val="Heading1"/>
+      </w:pPr>
+      <w:r>
+        <w:t>28. Proposed Controlled Amendment — DC-006 Validation Determination Architecture</w:t>
+      </w:r>
+    </w:p>
+    <w:p>
+      <w:r>
+        <w:t>This proposed Section 28 allocates the independently accepted DC-006 validation-determination design without changing topology, outage, telemetry, restoration, DC-004 composite semantics or DC-005 suspension semantics. System Architecture v0.3 remains accepted until this proposed v0.4 application is independently reviewed and accepted.</w:t>
+      </w:r>
+    </w:p>
+    <w:p>
+      <w:pPr>
+        <w:pStyle w:val="Heading2"/>
+      </w:pPr>
+      <w:r>
+        <w:t>28.1 Ownership and Authority Allocation</w:t>
+      </w:r>
+    </w:p>
+    <w:tbl>
+      <w:tblPr>
+        <w:tblW w:type="dxa" w:w="9360"/>
+        <w:jc w:val="center"/>
+        <w:tblLayout w:type="fixed"/>
+        <w:tblLook w:firstColumn="1" w:firstRow="1" w:lastColumn="0" w:lastRow="0" w:noHBand="0" w:noVBand="1" w:val="04A0"/>
+        <w:tblInd w:type="dxa" w:w="120"/>
+        <w:tblBorders>
+          <w:top w:val="single" w:sz="6" w:color="B7B7B7"/>
+          <w:left w:val="single" w:sz="6" w:color="B7B7B7"/>
+          <w:bottom w:val="single" w:sz="6" w:color="B7B7B7"/>
+          <w:right w:val="single" w:sz="6" w:color="B7B7B7"/>
+          <w:insideH w:val="single" w:sz="6" w:color="B7B7B7"/>
+          <w:insideV w:val="single" w:sz="6" w:color="B7B7B7"/>
+        </w:tblBorders>
+      </w:tblPr>
+      <w:tblGrid>
+        <w:gridCol w:w="2100"/>
+        <w:gridCol w:w="7260"/>
+      </w:tblGrid>
+      <w:tr>
+        <w:trPr>
+          <w:tblHeader w:val="true"/>
+        </w:trPr>
+        <w:tc>
+          <w:tcPr>
+            <w:tcW w:type="dxa" w:w="2100"/>
+            <w:shd w:fill="D9EAF7"/>
+            <w:vAlign w:val="center"/>
+            <w:tcMar>
+              <w:top w:w="90" w:type="dxa"/>
+              <w:left w:w="90" w:type="dxa"/>
+              <w:bottom w:w="90" w:type="dxa"/>
+              <w:right w:w="90" w:type="dxa"/>
+            </w:tcMar>
+          </w:tcPr>
+          <w:p>
+            <w:pPr>
+              <w:spacing w:before="0" w:after="40" w:line="240" w:lineRule="auto"/>
+            </w:pPr>
+            <w:r>
+              <w:rPr>
+                <w:b/>
+                <w:sz w:val="17"/>
+              </w:rPr>
+              <w:t>Controlled field</w:t>
+            </w:r>
+          </w:p>
+        </w:tc>
+        <w:tc>
+          <w:tcPr>
+            <w:tcW w:type="dxa" w:w="7260"/>
+            <w:shd w:fill="D9EAF7"/>
+            <w:vAlign w:val="center"/>
+            <w:tcMar>
+              <w:top w:w="90" w:type="dxa"/>
+              <w:left w:w="90" w:type="dxa"/>
+              <w:bottom w:w="90" w:type="dxa"/>
+              <w:right w:w="90" w:type="dxa"/>
+            </w:tcMar>
+          </w:tcPr>
+          <w:p>
+            <w:pPr>
+              <w:spacing w:before="0" w:after="40" w:line="240" w:lineRule="auto"/>
+            </w:pPr>
+            <w:r>
+              <w:rPr>
+                <w:b/>
+                <w:sz w:val="17"/>
+              </w:rPr>
+              <w:t>Authoritative value / rule</w:t>
+            </w:r>
+          </w:p>
+        </w:tc>
+      </w:tr>
+      <w:tr>
+        <w:tc>
+          <w:tcPr>
+            <w:tcW w:type="dxa" w:w="2100"/>
+            <w:vAlign w:val="center"/>
+            <w:tcMar>
+              <w:top w:w="90" w:type="dxa"/>
+              <w:left w:w="90" w:type="dxa"/>
+              <w:bottom w:w="90" w:type="dxa"/>
+              <w:right w:w="90" w:type="dxa"/>
+            </w:tcMar>
+          </w:tcPr>
+          <w:p>
+            <w:pPr>
+              <w:spacing w:before="0" w:after="40" w:line="240" w:lineRule="auto"/>
+            </w:pPr>
+            <w:r>
+              <w:rPr>
+                <w:sz w:val="17"/>
+              </w:rPr>
+              <w:t>Validation Catalogue authority</w:t>
+            </w:r>
+          </w:p>
+        </w:tc>
+        <w:tc>
+          <w:tcPr>
+            <w:tcW w:type="dxa" w:w="7260"/>
+            <w:vAlign w:val="center"/>
+            <w:tcMar>
+              <w:top w:w="90" w:type="dxa"/>
+              <w:left w:w="90" w:type="dxa"/>
+              <w:bottom w:w="90" w:type="dxa"/>
+              <w:right w:w="90" w:type="dxa"/>
+            </w:tcMar>
+          </w:tcPr>
+          <w:p>
+            <w:pPr>
+              <w:spacing w:before="0" w:after="40" w:line="240" w:lineRule="auto"/>
+            </w:pPr>
+            <w:r>
+              <w:rPr>
+                <w:sz w:val="17"/>
+              </w:rPr>
+              <w:t>Owns immutable DeterminationMethodDefinition and CriterionDefinition data, exact expected values/propositions, source selectors, operators, requirement_ids and accepted historical Validation Catalogue revisions.</w:t>
+            </w:r>
+          </w:p>
+        </w:tc>
+      </w:tr>
+      <w:tr>
+        <w:tc>
+          <w:tcPr>
+            <w:tcW w:type="dxa" w:w="2100"/>
+            <w:vAlign w:val="center"/>
+            <w:tcMar>
+              <w:top w:w="90" w:type="dxa"/>
+              <w:left w:w="90" w:type="dxa"/>
+              <w:bottom w:w="90" w:type="dxa"/>
+              <w:right w:w="90" w:type="dxa"/>
+            </w:tcMar>
+          </w:tcPr>
+          <w:p>
+            <w:pPr>
+              <w:spacing w:before="0" w:after="40" w:line="240" w:lineRule="auto"/>
+            </w:pPr>
+            <w:r>
+              <w:rPr>
+                <w:sz w:val="17"/>
+              </w:rPr>
+              <w:t>Validation/Evidence</w:t>
+            </w:r>
+          </w:p>
+        </w:tc>
+        <w:tc>
+          <w:tcPr>
+            <w:tcW w:type="dxa" w:w="7260"/>
+            <w:vAlign w:val="center"/>
+            <w:tcMar>
+              <w:top w:w="90" w:type="dxa"/>
+              <w:left w:w="90" w:type="dxa"/>
+              <w:bottom w:w="90" w:type="dxa"/>
+              <w:right w:w="90" w:type="dxa"/>
+            </w:tcMar>
+          </w:tcPr>
+          <w:p>
+            <w:pPr>
+              <w:spacing w:before="0" w:after="40" w:line="240" w:lineRule="auto"/>
+            </w:pPr>
+            <w:r>
+              <w:rPr>
+                <w:sz w:val="17"/>
+              </w:rPr>
+              <w:t>Binds contexts, resolves source adapters, evaluates machine criteria, manages reviewer proposal/finalisation, diagnoses incomplete attempts and derives direct PASS/FAIL results.</w:t>
+            </w:r>
+          </w:p>
+        </w:tc>
+      </w:tr>
+      <w:tr>
+        <w:tc>
+          <w:tcPr>
+            <w:tcW w:type="dxa" w:w="2100"/>
+            <w:vAlign w:val="center"/>
+            <w:tcMar>
+              <w:top w:w="90" w:type="dxa"/>
+              <w:left w:w="90" w:type="dxa"/>
+              <w:bottom w:w="90" w:type="dxa"/>
+              <w:right w:w="90" w:type="dxa"/>
+            </w:tcMar>
+          </w:tcPr>
+          <w:p>
+            <w:pPr>
+              <w:spacing w:before="0" w:after="40" w:line="240" w:lineRule="auto"/>
+            </w:pPr>
+            <w:r>
+              <w:rPr>
+                <w:sz w:val="17"/>
+              </w:rPr>
+              <w:t>Scenario/topology/outage/telemetry/restoration authorities</w:t>
+            </w:r>
+          </w:p>
+        </w:tc>
+        <w:tc>
+          <w:tcPr>
+            <w:tcW w:type="dxa" w:w="7260"/>
+            <w:vAlign w:val="center"/>
+            <w:tcMar>
+              <w:top w:w="90" w:type="dxa"/>
+              <w:left w:w="90" w:type="dxa"/>
+              <w:bottom w:w="90" w:type="dxa"/>
+              <w:right w:w="90" w:type="dxa"/>
+            </w:tcMar>
+          </w:tcPr>
+          <w:p>
+            <w:pPr>
+              <w:spacing w:before="0" w:after="40" w:line="240" w:lineRule="auto"/>
+            </w:pPr>
+            <w:r>
+              <w:rPr>
+                <w:sz w:val="17"/>
+              </w:rPr>
+              <w:t>Remain sole owners of observed/derived engineering state. They publish immutable source records and never calculate validation verdicts or criterion expectations.</w:t>
+            </w:r>
+          </w:p>
+        </w:tc>
+      </w:tr>
+      <w:tr>
+        <w:tc>
+          <w:tcPr>
+            <w:tcW w:type="dxa" w:w="2100"/>
+            <w:vAlign w:val="center"/>
+            <w:tcMar>
+              <w:top w:w="90" w:type="dxa"/>
+              <w:left w:w="90" w:type="dxa"/>
+              <w:bottom w:w="90" w:type="dxa"/>
+              <w:right w:w="90" w:type="dxa"/>
+            </w:tcMar>
+          </w:tcPr>
+          <w:p>
+            <w:pPr>
+              <w:spacing w:before="0" w:after="40" w:line="240" w:lineRule="auto"/>
+            </w:pPr>
+            <w:r>
+              <w:rPr>
+                <w:sz w:val="17"/>
+              </w:rPr>
+              <w:t>Engineering-review authority</w:t>
+            </w:r>
+          </w:p>
+        </w:tc>
+        <w:tc>
+          <w:tcPr>
+            <w:tcW w:type="dxa" w:w="7260"/>
+            <w:vAlign w:val="center"/>
+            <w:tcMar>
+              <w:top w:w="90" w:type="dxa"/>
+              <w:left w:w="90" w:type="dxa"/>
+              <w:bottom w:w="90" w:type="dxa"/>
+              <w:right w:w="90" w:type="dxa"/>
+            </w:tcMar>
+          </w:tcPr>
+          <w:p>
+            <w:pPr>
+              <w:spacing w:before="0" w:after="40" w:line="240" w:lineRule="auto"/>
+            </w:pPr>
+            <w:r>
+              <w:rPr>
+                <w:sz w:val="17"/>
+              </w:rPr>
+              <w:t>Records only SATISFIED/NOT_SATISFIED against a fixed evidence-bound proposition through controlled proposer/final-reviewer roles; cannot set overall verdict.</w:t>
+            </w:r>
+          </w:p>
+        </w:tc>
+      </w:tr>
+      <w:tr>
+        <w:tc>
+          <w:tcPr>
+            <w:tcW w:type="dxa" w:w="2100"/>
+            <w:vAlign w:val="center"/>
+            <w:tcMar>
+              <w:top w:w="90" w:type="dxa"/>
+              <w:left w:w="90" w:type="dxa"/>
+              <w:bottom w:w="90" w:type="dxa"/>
+              <w:right w:w="90" w:type="dxa"/>
+            </w:tcMar>
+          </w:tcPr>
+          <w:p>
+            <w:pPr>
+              <w:spacing w:before="0" w:after="40" w:line="240" w:lineRule="auto"/>
+            </w:pPr>
+            <w:r>
+              <w:rPr>
+                <w:sz w:val="17"/>
+              </w:rPr>
+              <w:t>DC-004 composite authority</w:t>
+            </w:r>
+          </w:p>
+        </w:tc>
+        <w:tc>
+          <w:tcPr>
+            <w:tcW w:type="dxa" w:w="7260"/>
+            <w:vAlign w:val="center"/>
+            <w:tcMar>
+              <w:top w:w="90" w:type="dxa"/>
+              <w:left w:w="90" w:type="dxa"/>
+              <w:bottom w:w="90" w:type="dxa"/>
+              <w:right w:w="90" w:type="dxa"/>
+            </w:tcMar>
+          </w:tcPr>
+          <w:p>
+            <w:pPr>
+              <w:spacing w:before="0" w:after="40" w:line="240" w:lineRule="auto"/>
+            </w:pPr>
+            <w:r>
+              <w:rPr>
+                <w:sz w:val="17"/>
+              </w:rPr>
+              <w:t>Sole parent determination for VT-EXP-ALL-001 and VT-EXP-ROLE-001. Constituent cases own DC-006 methods; parents own no direct method/context/execution/result.</w:t>
+            </w:r>
+          </w:p>
+        </w:tc>
+      </w:tr>
+      <w:tr>
+        <w:tc>
+          <w:tcPr>
+            <w:tcW w:type="dxa" w:w="2100"/>
+            <w:vAlign w:val="center"/>
+            <w:tcMar>
+              <w:top w:w="90" w:type="dxa"/>
+              <w:left w:w="90" w:type="dxa"/>
+              <w:bottom w:w="90" w:type="dxa"/>
+              <w:right w:w="90" w:type="dxa"/>
+            </w:tcMar>
+          </w:tcPr>
+          <w:p>
+            <w:pPr>
+              <w:spacing w:before="0" w:after="40" w:line="240" w:lineRule="auto"/>
+            </w:pPr>
+            <w:r>
+              <w:rPr>
+                <w:sz w:val="17"/>
+              </w:rPr>
+              <w:t>DC-005 suspension authority</w:t>
+            </w:r>
+          </w:p>
+        </w:tc>
+        <w:tc>
+          <w:tcPr>
+            <w:tcW w:type="dxa" w:w="7260"/>
+            <w:vAlign w:val="center"/>
+            <w:tcMar>
+              <w:top w:w="90" w:type="dxa"/>
+              <w:left w:w="90" w:type="dxa"/>
+              <w:bottom w:w="90" w:type="dxa"/>
+              <w:right w:w="90" w:type="dxa"/>
+            </w:tcMar>
+          </w:tcPr>
+          <w:p>
+            <w:pPr>
+              <w:spacing w:before="0" w:after="40" w:line="240" w:lineRule="auto"/>
+            </w:pPr>
+            <w:r>
+              <w:rPr>
+                <w:sz w:val="17"/>
+              </w:rPr>
+              <w:t>Exclusive owner of BLOCKED-TEST through the accepted target, classifier, evidence, authority and immutable suspension contract.</w:t>
+            </w:r>
+          </w:p>
+        </w:tc>
+      </w:tr>
+      <w:tr>
+        <w:tc>
+          <w:tcPr>
+            <w:tcW w:type="dxa" w:w="2100"/>
+            <w:vAlign w:val="center"/>
+            <w:tcMar>
+              <w:top w:w="90" w:type="dxa"/>
+              <w:left w:w="90" w:type="dxa"/>
+              <w:bottom w:w="90" w:type="dxa"/>
+              <w:right w:w="90" w:type="dxa"/>
+            </w:tcMar>
+          </w:tcPr>
+          <w:p>
+            <w:pPr>
+              <w:spacing w:before="0" w:after="40" w:line="240" w:lineRule="auto"/>
+            </w:pPr>
+            <w:r>
+              <w:rPr>
+                <w:sz w:val="17"/>
+              </w:rPr>
+              <w:t>Workspace/API/UI</w:t>
+            </w:r>
+          </w:p>
+        </w:tc>
+        <w:tc>
+          <w:tcPr>
+            <w:tcW w:type="dxa" w:w="7260"/>
+            <w:vAlign w:val="center"/>
+            <w:tcMar>
+              <w:top w:w="90" w:type="dxa"/>
+              <w:left w:w="90" w:type="dxa"/>
+              <w:bottom w:w="90" w:type="dxa"/>
+              <w:right w:w="90" w:type="dxa"/>
+            </w:tcMar>
+          </w:tcPr>
+          <w:p>
+            <w:pPr>
+              <w:spacing w:before="0" w:after="40" w:line="240" w:lineRule="auto"/>
+            </w:pPr>
+            <w:r>
+              <w:rPr>
+                <w:sz w:val="17"/>
+              </w:rPr>
+              <w:t>Publishes backend-owned method/context/finding/completeness/result projections and allowed actions; performs no observation comparison, judgement or aggregate calculation.</w:t>
+            </w:r>
+          </w:p>
+        </w:tc>
+      </w:tr>
+    </w:tbl>
+    <w:p>
+      <w:pPr>
+        <w:pStyle w:val="Heading2"/>
+      </w:pPr>
+      <w:r>
+        <w:t>28.2 Four Context Bindings and Run Relationships</w:t>
+      </w:r>
+    </w:p>
+    <w:tbl>
+      <w:tblPr>
+        <w:tblW w:type="dxa" w:w="9360"/>
+        <w:jc w:val="center"/>
+        <w:tblLayout w:type="fixed"/>
+        <w:tblLook w:firstColumn="1" w:firstRow="1" w:lastColumn="0" w:lastRow="0" w:noHBand="0" w:noVBand="1" w:val="04A0"/>
+        <w:tblInd w:type="dxa" w:w="120"/>
+        <w:tblBorders>
+          <w:top w:val="single" w:sz="6" w:color="B7B7B7"/>
+          <w:left w:val="single" w:sz="6" w:color="B7B7B7"/>
+          <w:bottom w:val="single" w:sz="6" w:color="B7B7B7"/>
+          <w:right w:val="single" w:sz="6" w:color="B7B7B7"/>
+          <w:insideH w:val="single" w:sz="6" w:color="B7B7B7"/>
+          <w:insideV w:val="single" w:sz="6" w:color="B7B7B7"/>
+        </w:tblBorders>
+      </w:tblPr>
+      <w:tblGrid>
+        <w:gridCol w:w="2100"/>
+        <w:gridCol w:w="7260"/>
+      </w:tblGrid>
+      <w:tr>
+        <w:trPr>
+          <w:tblHeader w:val="true"/>
+        </w:trPr>
+        <w:tc>
+          <w:tcPr>
+            <w:tcW w:type="dxa" w:w="2100"/>
+            <w:shd w:fill="D9EAF7"/>
+            <w:vAlign w:val="center"/>
+            <w:tcMar>
+              <w:top w:w="90" w:type="dxa"/>
+              <w:left w:w="90" w:type="dxa"/>
+              <w:bottom w:w="90" w:type="dxa"/>
+              <w:right w:w="90" w:type="dxa"/>
+            </w:tcMar>
+          </w:tcPr>
+          <w:p>
+            <w:pPr>
+              <w:spacing w:before="0" w:after="40" w:line="240" w:lineRule="auto"/>
+            </w:pPr>
+            <w:r>
+              <w:rPr>
+                <w:b/>
+                <w:sz w:val="17"/>
+              </w:rPr>
+              <w:t>Controlled field</w:t>
+            </w:r>
+          </w:p>
+        </w:tc>
+        <w:tc>
+          <w:tcPr>
+            <w:tcW w:type="dxa" w:w="7260"/>
+            <w:shd w:fill="D9EAF7"/>
+            <w:vAlign w:val="center"/>
+            <w:tcMar>
+              <w:top w:w="90" w:type="dxa"/>
+              <w:left w:w="90" w:type="dxa"/>
+              <w:bottom w:w="90" w:type="dxa"/>
+              <w:right w:w="90" w:type="dxa"/>
+            </w:tcMar>
+          </w:tcPr>
+          <w:p>
+            <w:pPr>
+              <w:spacing w:before="0" w:after="40" w:line="240" w:lineRule="auto"/>
+            </w:pPr>
+            <w:r>
+              <w:rPr>
+                <w:b/>
+                <w:sz w:val="17"/>
+              </w:rPr>
+              <w:t>Authoritative value / rule</w:t>
+            </w:r>
+          </w:p>
+        </w:tc>
+      </w:tr>
+      <w:tr>
+        <w:tc>
+          <w:tcPr>
+            <w:tcW w:type="dxa" w:w="2100"/>
+            <w:vAlign w:val="center"/>
+            <w:tcMar>
+              <w:top w:w="90" w:type="dxa"/>
+              <w:left w:w="90" w:type="dxa"/>
+              <w:bottom w:w="90" w:type="dxa"/>
+              <w:right w:w="90" w:type="dxa"/>
+            </w:tcMar>
+          </w:tcPr>
+          <w:p>
+            <w:pPr>
+              <w:spacing w:before="0" w:after="40" w:line="240" w:lineRule="auto"/>
+            </w:pPr>
+            <w:r>
+              <w:rPr>
+                <w:sz w:val="17"/>
+              </w:rPr>
+              <w:t>SCENARIO_EXECUTION</w:t>
+            </w:r>
+          </w:p>
+        </w:tc>
+        <w:tc>
+          <w:tcPr>
+            <w:tcW w:type="dxa" w:w="7260"/>
+            <w:vAlign w:val="center"/>
+            <w:tcMar>
+              <w:top w:w="90" w:type="dxa"/>
+              <w:left w:w="90" w:type="dxa"/>
+              <w:bottom w:w="90" w:type="dxa"/>
+              <w:right w:w="90" w:type="dxa"/>
+            </w:tcMar>
+          </w:tcPr>
+          <w:p>
+            <w:pPr>
+              <w:spacing w:before="0" w:after="40" w:line="240" w:lineRule="auto"/>
+            </w:pPr>
+            <w:r>
+              <w:rPr>
+                <w:sz w:val="17"/>
+              </w:rPr>
+              <w:t>Binds exactly one actual ScenarioRun to one ValidationExecution and may retain multiple named checkpoints from that run. N0–N5 is one run/one execution/six N-state checkpoints; T+11 acknowledgement is chronology evidence.</w:t>
+            </w:r>
+          </w:p>
+        </w:tc>
+      </w:tr>
+      <w:tr>
+        <w:tc>
+          <w:tcPr>
+            <w:tcW w:type="dxa" w:w="2100"/>
+            <w:vAlign w:val="center"/>
+            <w:tcMar>
+              <w:top w:w="90" w:type="dxa"/>
+              <w:left w:w="90" w:type="dxa"/>
+              <w:bottom w:w="90" w:type="dxa"/>
+              <w:right w:w="90" w:type="dxa"/>
+            </w:tcMar>
+          </w:tcPr>
+          <w:p>
+            <w:pPr>
+              <w:spacing w:before="0" w:after="40" w:line="240" w:lineRule="auto"/>
+            </w:pPr>
+            <w:r>
+              <w:rPr>
+                <w:sz w:val="17"/>
+              </w:rPr>
+              <w:t>CONTROLLED_FIXTURE_EXECUTION</w:t>
+            </w:r>
+          </w:p>
+        </w:tc>
+        <w:tc>
+          <w:tcPr>
+            <w:tcW w:type="dxa" w:w="7260"/>
+            <w:vAlign w:val="center"/>
+            <w:tcMar>
+              <w:top w:w="90" w:type="dxa"/>
+              <w:left w:w="90" w:type="dxa"/>
+              <w:bottom w:w="90" w:type="dxa"/>
+              <w:right w:w="90" w:type="dxa"/>
+            </w:tcMar>
+          </w:tcPr>
+          <w:p>
+            <w:pPr>
+              <w:spacing w:before="0" w:after="40" w:line="240" w:lineRule="auto"/>
+            </w:pPr>
+            <w:r>
+              <w:rPr>
+                <w:sz w:val="17"/>
+              </w:rPr>
+              <w:t>Binds one immutable authorised fixture definition/result and executing build; creates no fictional ScenarioRun and cannot mutate canonical Network Configuration packages.</w:t>
+            </w:r>
+          </w:p>
+        </w:tc>
+      </w:tr>
+      <w:tr>
+        <w:tc>
+          <w:tcPr>
+            <w:tcW w:type="dxa" w:w="2100"/>
+            <w:vAlign w:val="center"/>
+            <w:tcMar>
+              <w:top w:w="90" w:type="dxa"/>
+              <w:left w:w="90" w:type="dxa"/>
+              <w:bottom w:w="90" w:type="dxa"/>
+              <w:right w:w="90" w:type="dxa"/>
+            </w:tcMar>
+          </w:tcPr>
+          <w:p>
+            <w:pPr>
+              <w:spacing w:before="0" w:after="40" w:line="240" w:lineRule="auto"/>
+            </w:pPr>
+            <w:r>
+              <w:rPr>
+                <w:sz w:val="17"/>
+              </w:rPr>
+              <w:t>PRESERVED_RECORD_SET</w:t>
+            </w:r>
+          </w:p>
+        </w:tc>
+        <w:tc>
+          <w:tcPr>
+            <w:tcW w:type="dxa" w:w="7260"/>
+            <w:vAlign w:val="center"/>
+            <w:tcMar>
+              <w:top w:w="90" w:type="dxa"/>
+              <w:left w:w="90" w:type="dxa"/>
+              <w:bottom w:w="90" w:type="dxa"/>
+              <w:right w:w="90" w:type="dxa"/>
+            </w:tcMar>
+          </w:tcPr>
+          <w:p>
+            <w:pPr>
+              <w:spacing w:before="0" w:after="40" w:line="240" w:lineRule="auto"/>
+            </w:pPr>
+            <w:r>
+              <w:rPr>
+                <w:sz w:val="17"/>
+              </w:rPr>
+              <w:t>Binds an exact role-labelled immutable record set before evaluation; every member resolves by identity/hash and retains its genuine run relationship where one exists.</w:t>
+            </w:r>
+          </w:p>
+        </w:tc>
+      </w:tr>
+      <w:tr>
+        <w:tc>
+          <w:tcPr>
+            <w:tcW w:type="dxa" w:w="2100"/>
+            <w:vAlign w:val="center"/>
+            <w:tcMar>
+              <w:top w:w="90" w:type="dxa"/>
+              <w:left w:w="90" w:type="dxa"/>
+              <w:bottom w:w="90" w:type="dxa"/>
+              <w:right w:w="90" w:type="dxa"/>
+            </w:tcMar>
+          </w:tcPr>
+          <w:p>
+            <w:pPr>
+              <w:spacing w:before="0" w:after="40" w:line="240" w:lineRule="auto"/>
+            </w:pPr>
+            <w:r>
+              <w:rPr>
+                <w:sz w:val="17"/>
+              </w:rPr>
+              <w:t>ENGINEERING_REVIEW</w:t>
+            </w:r>
+          </w:p>
+        </w:tc>
+        <w:tc>
+          <w:tcPr>
+            <w:tcW w:type="dxa" w:w="7260"/>
+            <w:vAlign w:val="center"/>
+            <w:tcMar>
+              <w:top w:w="90" w:type="dxa"/>
+              <w:left w:w="90" w:type="dxa"/>
+              <w:bottom w:w="90" w:type="dxa"/>
+              <w:right w:w="90" w:type="dxa"/>
+            </w:tcMar>
+          </w:tcPr>
+          <w:p>
+            <w:pPr>
+              <w:spacing w:before="0" w:after="40" w:line="240" w:lineRule="auto"/>
+            </w:pPr>
+            <w:r>
+              <w:rPr>
+                <w:sz w:val="17"/>
+              </w:rPr>
+              <w:t>Binds one controlled review execution to the exact build/package/surface/evidence set and reviewer-control records; creates no fictional ScenarioRun.</w:t>
+            </w:r>
+          </w:p>
+        </w:tc>
+      </w:tr>
+    </w:tbl>
+    <w:p>
+      <w:r>
+        <w:t>Every non-composite procedure and every DC-004 constituent case owns one context binding. A DC-004 parent composite adds no multi-run ValidationExecution or fictional scenario time; it references the exact constituent source set under the existing composite architecture.</w:t>
+      </w:r>
+    </w:p>
+    <w:p>
+      <w:pPr>
+        <w:pStyle w:val="Heading2"/>
+      </w:pPr>
+      <w:r>
+        <w:t>28.3 Generic Source Adapters and Operator Registry</w:t>
+      </w:r>
+    </w:p>
+    <w:tbl>
+      <w:tblPr>
+        <w:tblW w:type="dxa" w:w="9360"/>
+        <w:jc w:val="center"/>
+        <w:tblLayout w:type="fixed"/>
+        <w:tblLook w:firstColumn="1" w:firstRow="1" w:lastColumn="0" w:lastRow="0" w:noHBand="0" w:noVBand="1" w:val="04A0"/>
+        <w:tblInd w:type="dxa" w:w="120"/>
+        <w:tblBorders>
+          <w:top w:val="single" w:sz="6" w:color="B7B7B7"/>
+          <w:left w:val="single" w:sz="6" w:color="B7B7B7"/>
+          <w:bottom w:val="single" w:sz="6" w:color="B7B7B7"/>
+          <w:right w:val="single" w:sz="6" w:color="B7B7B7"/>
+          <w:insideH w:val="single" w:sz="6" w:color="B7B7B7"/>
+          <w:insideV w:val="single" w:sz="6" w:color="B7B7B7"/>
+        </w:tblBorders>
+      </w:tblPr>
+      <w:tblGrid>
+        <w:gridCol w:w="2100"/>
+        <w:gridCol w:w="7260"/>
+      </w:tblGrid>
+      <w:tr>
+        <w:trPr>
+          <w:tblHeader w:val="true"/>
+        </w:trPr>
+        <w:tc>
+          <w:tcPr>
+            <w:tcW w:type="dxa" w:w="2100"/>
+            <w:shd w:fill="D9EAF7"/>
+            <w:vAlign w:val="center"/>
+            <w:tcMar>
+              <w:top w:w="90" w:type="dxa"/>
+              <w:left w:w="90" w:type="dxa"/>
+              <w:bottom w:w="90" w:type="dxa"/>
+              <w:right w:w="90" w:type="dxa"/>
+            </w:tcMar>
+          </w:tcPr>
+          <w:p>
+            <w:pPr>
+              <w:spacing w:before="0" w:after="40" w:line="240" w:lineRule="auto"/>
+            </w:pPr>
+            <w:r>
+              <w:rPr>
+                <w:b/>
+                <w:sz w:val="17"/>
+              </w:rPr>
+              <w:t>Controlled field</w:t>
+            </w:r>
+          </w:p>
+        </w:tc>
+        <w:tc>
+          <w:tcPr>
+            <w:tcW w:type="dxa" w:w="7260"/>
+            <w:shd w:fill="D9EAF7"/>
+            <w:vAlign w:val="center"/>
+            <w:tcMar>
+              <w:top w:w="90" w:type="dxa"/>
+              <w:left w:w="90" w:type="dxa"/>
+              <w:bottom w:w="90" w:type="dxa"/>
+              <w:right w:w="90" w:type="dxa"/>
+            </w:tcMar>
+          </w:tcPr>
+          <w:p>
+            <w:pPr>
+              <w:spacing w:before="0" w:after="40" w:line="240" w:lineRule="auto"/>
+            </w:pPr>
+            <w:r>
+              <w:rPr>
+                <w:b/>
+                <w:sz w:val="17"/>
+              </w:rPr>
+              <w:t>Authoritative value / rule</w:t>
+            </w:r>
+          </w:p>
+        </w:tc>
+      </w:tr>
+      <w:tr>
+        <w:tc>
+          <w:tcPr>
+            <w:tcW w:type="dxa" w:w="2100"/>
+            <w:vAlign w:val="center"/>
+            <w:tcMar>
+              <w:top w:w="90" w:type="dxa"/>
+              <w:left w:w="90" w:type="dxa"/>
+              <w:bottom w:w="90" w:type="dxa"/>
+              <w:right w:w="90" w:type="dxa"/>
+            </w:tcMar>
+          </w:tcPr>
+          <w:p>
+            <w:pPr>
+              <w:spacing w:before="0" w:after="40" w:line="240" w:lineRule="auto"/>
+            </w:pPr>
+            <w:r>
+              <w:rPr>
+                <w:sz w:val="17"/>
+              </w:rPr>
+              <w:t>Identity/build/configuration</w:t>
+            </w:r>
+          </w:p>
+        </w:tc>
+        <w:tc>
+          <w:tcPr>
+            <w:tcW w:type="dxa" w:w="7260"/>
+            <w:vAlign w:val="center"/>
+            <w:tcMar>
+              <w:top w:w="90" w:type="dxa"/>
+              <w:left w:w="90" w:type="dxa"/>
+              <w:bottom w:w="90" w:type="dxa"/>
+              <w:right w:w="90" w:type="dxa"/>
+            </w:tcMar>
+          </w:tcPr>
+          <w:p>
+            <w:pPr>
+              <w:spacing w:before="0" w:after="40" w:line="240" w:lineRule="auto"/>
+            </w:pPr>
+            <w:r>
+              <w:rPr>
+                <w:sz w:val="17"/>
+              </w:rPr>
+              <w:t>Application build manifest; Network Configuration package/manifest/schema; exact configuration comparison; Validation Catalogue/test/case/method/criterion resolver.</w:t>
+            </w:r>
+          </w:p>
+        </w:tc>
+      </w:tr>
+      <w:tr>
+        <w:tc>
+          <w:tcPr>
+            <w:tcW w:type="dxa" w:w="2100"/>
+            <w:vAlign w:val="center"/>
+            <w:tcMar>
+              <w:top w:w="90" w:type="dxa"/>
+              <w:left w:w="90" w:type="dxa"/>
+              <w:bottom w:w="90" w:type="dxa"/>
+              <w:right w:w="90" w:type="dxa"/>
+            </w:tcMar>
+          </w:tcPr>
+          <w:p>
+            <w:pPr>
+              <w:spacing w:before="0" w:after="40" w:line="240" w:lineRule="auto"/>
+            </w:pPr>
+            <w:r>
+              <w:rPr>
+                <w:sz w:val="17"/>
+              </w:rPr>
+              <w:t>Operational/derived state</w:t>
+            </w:r>
+          </w:p>
+        </w:tc>
+        <w:tc>
+          <w:tcPr>
+            <w:tcW w:type="dxa" w:w="7260"/>
+            <w:vAlign w:val="center"/>
+            <w:tcMar>
+              <w:top w:w="90" w:type="dxa"/>
+              <w:left w:w="90" w:type="dxa"/>
+              <w:bottom w:w="90" w:type="dxa"/>
+              <w:right w:w="90" w:type="dxa"/>
+            </w:tcMar>
+          </w:tcPr>
+          <w:p>
+            <w:pPr>
+              <w:spacing w:before="0" w:after="40" w:line="240" w:lineRule="auto"/>
+            </w:pPr>
+            <w:r>
+              <w:rPr>
+                <w:sz w:val="17"/>
+              </w:rPr>
+              <w:t>Scenario checkpoint/evidence snapshot; topology/source attribution/isolation; outage/customer impact; telemetry validity; restoration assessment/action; alarm and exact 15-type operational-event set.</w:t>
+            </w:r>
+          </w:p>
+        </w:tc>
+      </w:tr>
+      <w:tr>
+        <w:tc>
+          <w:tcPr>
+            <w:tcW w:type="dxa" w:w="2100"/>
+            <w:vAlign w:val="center"/>
+            <w:tcMar>
+              <w:top w:w="90" w:type="dxa"/>
+              <w:left w:w="90" w:type="dxa"/>
+              <w:bottom w:w="90" w:type="dxa"/>
+              <w:right w:w="90" w:type="dxa"/>
+            </w:tcMar>
+          </w:tcPr>
+          <w:p>
+            <w:pPr>
+              <w:spacing w:before="0" w:after="40" w:line="240" w:lineRule="auto"/>
+            </w:pPr>
+            <w:r>
+              <w:rPr>
+                <w:sz w:val="17"/>
+              </w:rPr>
+              <w:t>Assurance/history/export</w:t>
+            </w:r>
+          </w:p>
+        </w:tc>
+        <w:tc>
+          <w:tcPr>
+            <w:tcW w:type="dxa" w:w="7260"/>
+            <w:vAlign w:val="center"/>
+            <w:tcMar>
+              <w:top w:w="90" w:type="dxa"/>
+              <w:left w:w="90" w:type="dxa"/>
+              <w:bottom w:w="90" w:type="dxa"/>
+              <w:right w:w="90" w:type="dxa"/>
+            </w:tcMar>
+          </w:tcPr>
+          <w:p>
+            <w:pPr>
+              <w:spacing w:before="0" w:after="40" w:line="240" w:lineRule="auto"/>
+            </w:pPr>
+            <w:r>
+              <w:rPr>
+                <w:sz w:val="17"/>
+              </w:rPr>
+              <w:t>Validation execution/result/evidence; investigation/defect/correction/repeat/regression; controlled fixture; reviewer record; evidence-package verification; historical definition resolver.</w:t>
+            </w:r>
+          </w:p>
+        </w:tc>
+      </w:tr>
+      <w:tr>
+        <w:tc>
+          <w:tcPr>
+            <w:tcW w:type="dxa" w:w="2100"/>
+            <w:vAlign w:val="center"/>
+            <w:tcMar>
+              <w:top w:w="90" w:type="dxa"/>
+              <w:left w:w="90" w:type="dxa"/>
+              <w:bottom w:w="90" w:type="dxa"/>
+              <w:right w:w="90" w:type="dxa"/>
+            </w:tcMar>
+          </w:tcPr>
+          <w:p>
+            <w:pPr>
+              <w:spacing w:before="0" w:after="40" w:line="240" w:lineRule="auto"/>
+            </w:pPr>
+            <w:r>
+              <w:rPr>
+                <w:sz w:val="17"/>
+              </w:rPr>
+              <w:t>Machine operators</w:t>
+            </w:r>
+          </w:p>
+        </w:tc>
+        <w:tc>
+          <w:tcPr>
+            <w:tcW w:type="dxa" w:w="7260"/>
+            <w:vAlign w:val="center"/>
+            <w:tcMar>
+              <w:top w:w="90" w:type="dxa"/>
+              <w:left w:w="90" w:type="dxa"/>
+              <w:bottom w:w="90" w:type="dxa"/>
+              <w:right w:w="90" w:type="dxa"/>
+            </w:tcMar>
+          </w:tcPr>
+          <w:p>
+            <w:pPr>
+              <w:spacing w:before="0" w:after="40" w:line="240" w:lineRule="auto"/>
+            </w:pPr>
+            <w:r>
+              <w:rPr>
+                <w:sz w:val="17"/>
+              </w:rPr>
+              <w:t>SCALAR_EQUAL; NUMERIC_EQUAL with explicit units/rounding; BOOLEAN_EQUAL; CANONICAL_SET_EQUAL; ORDERED_SEQUENCE_EQUAL; PRESENT/ABSENT; IDENTITY_HASH_AGREEMENT; CANONICAL_RECORD_EQUAL with controlled exclusions.</w:t>
+            </w:r>
+          </w:p>
+        </w:tc>
+      </w:tr>
+      <w:tr>
+        <w:tc>
+          <w:tcPr>
+            <w:tcW w:type="dxa" w:w="2100"/>
+            <w:vAlign w:val="center"/>
+            <w:tcMar>
+              <w:top w:w="90" w:type="dxa"/>
+              <w:left w:w="90" w:type="dxa"/>
+              <w:bottom w:w="90" w:type="dxa"/>
+              <w:right w:w="90" w:type="dxa"/>
+            </w:tcMar>
+          </w:tcPr>
+          <w:p>
+            <w:pPr>
+              <w:spacing w:before="0" w:after="40" w:line="240" w:lineRule="auto"/>
+            </w:pPr>
+            <w:r>
+              <w:rPr>
+                <w:sz w:val="17"/>
+              </w:rPr>
+              <w:t>Reviewer finding</w:t>
+            </w:r>
+          </w:p>
+        </w:tc>
+        <w:tc>
+          <w:tcPr>
+            <w:tcW w:type="dxa" w:w="7260"/>
+            <w:vAlign w:val="center"/>
+            <w:tcMar>
+              <w:top w:w="90" w:type="dxa"/>
+              <w:left w:w="90" w:type="dxa"/>
+              <w:bottom w:w="90" w:type="dxa"/>
+              <w:right w:w="90" w:type="dxa"/>
+            </w:tcMar>
+          </w:tcPr>
+          <w:p>
+            <w:pPr>
+              <w:spacing w:before="0" w:after="40" w:line="240" w:lineRule="auto"/>
+            </w:pPr>
+            <w:r>
+              <w:rPr>
+                <w:sz w:val="17"/>
+              </w:rPr>
+              <w:t>Fixed proposition plus controlled evidence and REVIEW_FINDING_EQUAL(SATISFIED). Subjective qualities are never inferred by a machine adapter.</w:t>
+            </w:r>
+          </w:p>
+        </w:tc>
+      </w:tr>
+    </w:tbl>
+    <w:p>
+      <w:r>
+        <w:t>Each adapter verifies source identity, ownership, application build, Network Configuration, ScenarioRun/context, Validation Catalogue/test/case/method/criterion, evidence class and canonical payload hash before exposing a value. It reads preserved authority outputs and must not reconstruct historical evidence from current mutable state or implement a second engineering algorithm.</w:t>
+      </w:r>
+    </w:p>
+    <w:p>
+      <w:pPr>
+        <w:pStyle w:val="Heading2"/>
+      </w:pPr>
+      <w:r>
+        <w:t>28.4 Criterion, Finding, Completeness and Result Objects</w:t>
+      </w:r>
+    </w:p>
+    <w:tbl>
+      <w:tblPr>
+        <w:tblW w:type="dxa" w:w="9360"/>
+        <w:jc w:val="center"/>
+        <w:tblLayout w:type="fixed"/>
+        <w:tblLook w:firstColumn="1" w:firstRow="1" w:lastColumn="0" w:lastRow="0" w:noHBand="0" w:noVBand="1" w:val="04A0"/>
+        <w:tblInd w:type="dxa" w:w="120"/>
+        <w:tblBorders>
+          <w:top w:val="single" w:sz="6" w:color="B7B7B7"/>
+          <w:left w:val="single" w:sz="6" w:color="B7B7B7"/>
+          <w:bottom w:val="single" w:sz="6" w:color="B7B7B7"/>
+          <w:right w:val="single" w:sz="6" w:color="B7B7B7"/>
+          <w:insideH w:val="single" w:sz="6" w:color="B7B7B7"/>
+          <w:insideV w:val="single" w:sz="6" w:color="B7B7B7"/>
+        </w:tblBorders>
+      </w:tblPr>
+      <w:tblGrid>
+        <w:gridCol w:w="2100"/>
+        <w:gridCol w:w="7260"/>
+      </w:tblGrid>
+      <w:tr>
+        <w:trPr>
+          <w:tblHeader w:val="true"/>
+        </w:trPr>
+        <w:tc>
+          <w:tcPr>
+            <w:tcW w:type="dxa" w:w="2100"/>
+            <w:shd w:fill="D9EAF7"/>
+            <w:vAlign w:val="center"/>
+            <w:tcMar>
+              <w:top w:w="90" w:type="dxa"/>
+              <w:left w:w="90" w:type="dxa"/>
+              <w:bottom w:w="90" w:type="dxa"/>
+              <w:right w:w="90" w:type="dxa"/>
+            </w:tcMar>
+          </w:tcPr>
+          <w:p>
+            <w:pPr>
+              <w:spacing w:before="0" w:after="40" w:line="240" w:lineRule="auto"/>
+            </w:pPr>
+            <w:r>
+              <w:rPr>
+                <w:b/>
+                <w:sz w:val="17"/>
+              </w:rPr>
+              <w:t>Controlled field</w:t>
+            </w:r>
+          </w:p>
+        </w:tc>
+        <w:tc>
+          <w:tcPr>
+            <w:tcW w:type="dxa" w:w="7260"/>
+            <w:shd w:fill="D9EAF7"/>
+            <w:vAlign w:val="center"/>
+            <w:tcMar>
+              <w:top w:w="90" w:type="dxa"/>
+              <w:left w:w="90" w:type="dxa"/>
+              <w:bottom w:w="90" w:type="dxa"/>
+              <w:right w:w="90" w:type="dxa"/>
+            </w:tcMar>
+          </w:tcPr>
+          <w:p>
+            <w:pPr>
+              <w:spacing w:before="0" w:after="40" w:line="240" w:lineRule="auto"/>
+            </w:pPr>
+            <w:r>
+              <w:rPr>
+                <w:b/>
+                <w:sz w:val="17"/>
+              </w:rPr>
+              <w:t>Authoritative value / rule</w:t>
+            </w:r>
+          </w:p>
+        </w:tc>
+      </w:tr>
+      <w:tr>
+        <w:tc>
+          <w:tcPr>
+            <w:tcW w:type="dxa" w:w="2100"/>
+            <w:vAlign w:val="center"/>
+            <w:tcMar>
+              <w:top w:w="90" w:type="dxa"/>
+              <w:left w:w="90" w:type="dxa"/>
+              <w:bottom w:w="90" w:type="dxa"/>
+              <w:right w:w="90" w:type="dxa"/>
+            </w:tcMar>
+          </w:tcPr>
+          <w:p>
+            <w:pPr>
+              <w:spacing w:before="0" w:after="40" w:line="240" w:lineRule="auto"/>
+            </w:pPr>
+            <w:r>
+              <w:rPr>
+                <w:sz w:val="17"/>
+              </w:rPr>
+              <w:t>DeterminationMethodDefinition</w:t>
+            </w:r>
+          </w:p>
+        </w:tc>
+        <w:tc>
+          <w:tcPr>
+            <w:tcW w:type="dxa" w:w="7260"/>
+            <w:vAlign w:val="center"/>
+            <w:tcMar>
+              <w:top w:w="90" w:type="dxa"/>
+              <w:left w:w="90" w:type="dxa"/>
+              <w:bottom w:w="90" w:type="dxa"/>
+              <w:right w:w="90" w:type="dxa"/>
+            </w:tcMar>
+          </w:tcPr>
+          <w:p>
+            <w:pPr>
+              <w:spacing w:before="0" w:after="40" w:line="240" w:lineRule="auto"/>
+            </w:pPr>
+            <w:r>
+              <w:rPr>
+                <w:sz w:val="17"/>
+              </w:rPr>
+              <w:t>Stable version/hash; target test/case; context kind; exact context/checkpoint/member roles; exact criterion set; aggregate rule; source references; derived requirement coverage.</w:t>
+            </w:r>
+          </w:p>
+        </w:tc>
+      </w:tr>
+      <w:tr>
+        <w:tc>
+          <w:tcPr>
+            <w:tcW w:type="dxa" w:w="2100"/>
+            <w:vAlign w:val="center"/>
+            <w:tcMar>
+              <w:top w:w="90" w:type="dxa"/>
+              <w:left w:w="90" w:type="dxa"/>
+              <w:bottom w:w="90" w:type="dxa"/>
+              <w:right w:w="90" w:type="dxa"/>
+            </w:tcMar>
+          </w:tcPr>
+          <w:p>
+            <w:pPr>
+              <w:spacing w:before="0" w:after="40" w:line="240" w:lineRule="auto"/>
+            </w:pPr>
+            <w:r>
+              <w:rPr>
+                <w:sz w:val="17"/>
+              </w:rPr>
+              <w:t>CriterionDefinition</w:t>
+            </w:r>
+          </w:p>
+        </w:tc>
+        <w:tc>
+          <w:tcPr>
+            <w:tcW w:type="dxa" w:w="7260"/>
+            <w:vAlign w:val="center"/>
+            <w:tcMar>
+              <w:top w:w="90" w:type="dxa"/>
+              <w:left w:w="90" w:type="dxa"/>
+              <w:bottom w:w="90" w:type="dxa"/>
+              <w:right w:w="90" w:type="dxa"/>
+            </w:tcMar>
+          </w:tcPr>
+          <w:p>
+            <w:pPr>
+              <w:spacing w:before="0" w:after="40" w:line="240" w:lineRule="auto"/>
+            </w:pPr>
+            <w:r>
+              <w:rPr>
+                <w:sz w:val="17"/>
+              </w:rPr>
+              <w:t>Stable version/hash; kind; parent test/optional case; context/checkpoint; expected value or fixed proposition; source selector; operator/normalisation; evidence roles; exact requirement_ids.</w:t>
+            </w:r>
+          </w:p>
+        </w:tc>
+      </w:tr>
+      <w:tr>
+        <w:tc>
+          <w:tcPr>
+            <w:tcW w:type="dxa" w:w="2100"/>
+            <w:vAlign w:val="center"/>
+            <w:tcMar>
+              <w:top w:w="90" w:type="dxa"/>
+              <w:left w:w="90" w:type="dxa"/>
+              <w:bottom w:w="90" w:type="dxa"/>
+              <w:right w:w="90" w:type="dxa"/>
+            </w:tcMar>
+          </w:tcPr>
+          <w:p>
+            <w:pPr>
+              <w:spacing w:before="0" w:after="40" w:line="240" w:lineRule="auto"/>
+            </w:pPr>
+            <w:r>
+              <w:rPr>
+                <w:sz w:val="17"/>
+              </w:rPr>
+              <w:t>CriterionFinding</w:t>
+            </w:r>
+          </w:p>
+        </w:tc>
+        <w:tc>
+          <w:tcPr>
+            <w:tcW w:type="dxa" w:w="7260"/>
+            <w:vAlign w:val="center"/>
+            <w:tcMar>
+              <w:top w:w="90" w:type="dxa"/>
+              <w:left w:w="90" w:type="dxa"/>
+              <w:bottom w:w="90" w:type="dxa"/>
+              <w:right w:w="90" w:type="dxa"/>
+            </w:tcMar>
+          </w:tcPr>
+          <w:p>
+            <w:pPr>
+              <w:spacing w:before="0" w:after="40" w:line="240" w:lineRule="auto"/>
+            </w:pPr>
+            <w:r>
+              <w:rPr>
+                <w:sz w:val="17"/>
+              </w:rPr>
+              <w:t>Bound method/criterion/context/source/evidence identities; expected/observed values or reviewer proposition/finding; NOT_EVALUATED/SATISFIED/NOT_SATISFIED; reason and immutable hash.</w:t>
+            </w:r>
+          </w:p>
+        </w:tc>
+      </w:tr>
+      <w:tr>
+        <w:tc>
+          <w:tcPr>
+            <w:tcW w:type="dxa" w:w="2100"/>
+            <w:vAlign w:val="center"/>
+            <w:tcMar>
+              <w:top w:w="90" w:type="dxa"/>
+              <w:left w:w="90" w:type="dxa"/>
+              <w:bottom w:w="90" w:type="dxa"/>
+              <w:right w:w="90" w:type="dxa"/>
+            </w:tcMar>
+          </w:tcPr>
+          <w:p>
+            <w:pPr>
+              <w:spacing w:before="0" w:after="40" w:line="240" w:lineRule="auto"/>
+            </w:pPr>
+            <w:r>
+              <w:rPr>
+                <w:sz w:val="17"/>
+              </w:rPr>
+              <w:t>Direct result</w:t>
+            </w:r>
+          </w:p>
+        </w:tc>
+        <w:tc>
+          <w:tcPr>
+            <w:tcW w:type="dxa" w:w="7260"/>
+            <w:vAlign w:val="center"/>
+            <w:tcMar>
+              <w:top w:w="90" w:type="dxa"/>
+              <w:left w:w="90" w:type="dxa"/>
+              <w:bottom w:w="90" w:type="dxa"/>
+              <w:right w:w="90" w:type="dxa"/>
+            </w:tcMar>
+          </w:tcPr>
+          <w:p>
+            <w:pPr>
+              <w:spacing w:before="0" w:after="40" w:line="240" w:lineRule="auto"/>
+            </w:pPr>
+            <w:r>
+              <w:rPr>
+                <w:sz w:val="17"/>
+              </w:rPr>
+              <w:t>No result while any required item is incomplete; complete any NOT_SATISFIED → FAIL; complete all SATISFIED → PASS. Backend only.</w:t>
+            </w:r>
+          </w:p>
+        </w:tc>
+      </w:tr>
+      <w:tr>
+        <w:tc>
+          <w:tcPr>
+            <w:tcW w:type="dxa" w:w="2100"/>
+            <w:vAlign w:val="center"/>
+            <w:tcMar>
+              <w:top w:w="90" w:type="dxa"/>
+              <w:left w:w="90" w:type="dxa"/>
+              <w:bottom w:w="90" w:type="dxa"/>
+              <w:right w:w="90" w:type="dxa"/>
+            </w:tcMar>
+          </w:tcPr>
+          <w:p>
+            <w:pPr>
+              <w:spacing w:before="0" w:after="40" w:line="240" w:lineRule="auto"/>
+            </w:pPr>
+            <w:r>
+              <w:rPr>
+                <w:sz w:val="17"/>
+              </w:rPr>
+              <w:t>Composite result</w:t>
+            </w:r>
+          </w:p>
+        </w:tc>
+        <w:tc>
+          <w:tcPr>
+            <w:tcW w:type="dxa" w:w="7260"/>
+            <w:vAlign w:val="center"/>
+            <w:tcMar>
+              <w:top w:w="90" w:type="dxa"/>
+              <w:left w:w="90" w:type="dxa"/>
+              <w:bottom w:w="90" w:type="dxa"/>
+              <w:right w:w="90" w:type="dxa"/>
+            </w:tcMar>
+          </w:tcPr>
+          <w:p>
+            <w:pPr>
+              <w:spacing w:before="0" w:after="40" w:line="240" w:lineRule="auto"/>
+            </w:pPr>
+            <w:r>
+              <w:rPr>
+                <w:sz w:val="17"/>
+              </w:rPr>
+              <w:t>Existing DC-004 exact constituent set, completeness and precedence. It consumes constituent PASS/FAIL or valid suspension sources and never a direct parent result.</w:t>
+            </w:r>
+          </w:p>
+        </w:tc>
+      </w:tr>
+    </w:tbl>
+    <w:p>
+      <w:pPr>
+        <w:pStyle w:val="Heading2"/>
+      </w:pPr>
+      <w:r>
+        <w:t>28.5 Requirement Coverage and Evidence Semantics</w:t>
+      </w:r>
+    </w:p>
+    <w:p>
+      <w:r>
+        <w:t>For a non-composite test, each criterion requirement mapping is a subset of the accepted parent RTM set and the exact criterion union equals that complete set. For VT-EXP-ALL-001 and VT-EXP-ROLE-001, each exact case maps only requirements supported by its evidence; no case must cover the parent set; the exact required nine/four static case union equals the parent RTM set. Unknown/non-required case-only coverage and out-of-parent mappings are invalid.</w:t>
+      </w:r>
+    </w:p>
+    <w:p>
+      <w:r>
+        <w:t>Definition coverage and achieved evidence are separate. PASS/FAIL retains the complete executed finding chain. A suspended DC-004 constituent may cause composite BLOCKED-TEST but cannot cause requirements dependent on its unavailable evidence to appear successfully verified. The complete accepted constituent source set remains the parent evidence boundary.</w:t>
+      </w:r>
+    </w:p>
+    <w:p>
+      <w:pPr>
+        <w:pStyle w:val="Heading2"/>
+      </w:pPr>
+      <w:r>
+        <w:t>28.6 Persistence, Immutability, History and Export</w:t>
+      </w:r>
+    </w:p>
+    <w:p>
+      <w:r>
+        <w:t>Future persistence separates method/criterion definitions, context membership, machine findings, reviewer proposal/finalisation audit, completeness diagnostics, direct results and existing composite/suspension records. Database controls reject final definition/finding/result/member mutation, late evidence insertion and overall-result override. Repeats create new identities.</w:t>
+      </w:r>
+    </w:p>
+    <w:p>
+      <w:r>
+        <w:t>Historical resolution remains identity-based. Accepted Validation Catalogue v1.0/v1.1 packages and completed records remain immutable and reviewable/exportable after a future DC-006 catalogue promotion; unfinished old-catalogue work is historical/read-only. Export retains source versus generation build, Network Configuration versus Validation Catalogue namespaces, criterion→requirement→evidence links and DC-004/DC-005 source chains.</w:t>
+      </w:r>
+    </w:p>
+    <w:p>
+      <w:pPr>
+        <w:pStyle w:val="Heading2"/>
+      </w:pPr>
+      <w:r>
+        <w:t>28.7 Prohibitions and Proposed Application Gate</w:t>
+      </w:r>
+    </w:p>
+    <w:p>
+      <w:r>
+        <w:t>Prohibited: test-ID outcome lookup; second topology/outage/restoration/telemetry algorithm; caller- or reviewer-supplied overall verdict; direct parent determination for the two DC-004 composites; fictional run/context; turning missing evidence into FAIL or BLOCKED-TEST; representing suspended evidence as successful verification; using implementation-conformance test success as campaign verdict evidence; or substituting active definitions for historical identities.</w:t>
+      </w:r>
+    </w:p>
+    <w:p>
+      <w:r>
+        <w:t>DC-006 design decision is independently accepted. This Section 28 and proposed System Architecture v0.4 are an authoritative-document application pending independent review. They grant no machine Validation Catalogue, schema, migration, application or I9 authority.</w:t>
       </w:r>
     </w:p>
     <w:sectPr>

--- a/01-engineering-source-documents/OT Project System Architecture.docx
+++ b/01-engineering-source-documents/OT Project System Architecture.docx
@@ -13000,6 +13000,16 @@
     </w:tbl>
     <w:p>
       <w:r>
+        <w:t>VT-TOP-DEF-001 applies one common method independently to each current post-trip execution. Network Configuration v1.0 retains its own one-run FAIL and corrected Network Configuration v1.1 retains its own separate one-run PASS. Investigation/correction/repeat records link the immutable executions outside the SCENARIO_EXECUTION context; the architecture creates no cross-run direct result or meta-PASS.</w:t>
+      </w:r>
+    </w:p>
+    <w:p>
+      <w:r>
+        <w:t>Every CONTROLLED_FIXTURE_EXECUTION evidence envelope contains exact fixture definition/version/hash, fixture input/result, executing build and applicable immutable Network Configuration/hash provenance. No fixture adapter accepts or emits a ScenarioRun identity.</w:t>
+      </w:r>
+    </w:p>
+    <w:p>
+      <w:r>
         <w:t>Every non-composite procedure and every DC-004 constituent case owns one context binding. A DC-004 parent composite adds no multi-run ValidationExecution or fictional scenario time; it references the exact constituent source set under the existing composite architecture.</w:t>
       </w:r>
     </w:p>
@@ -13250,7 +13260,7 @@
               <w:rPr>
                 <w:sz w:val="17"/>
               </w:rPr>
-              <w:t>Machine operators</w:t>
+              <w:t>Primitive operator registry</w:t>
             </w:r>
           </w:p>
         </w:tc>
@@ -13273,7 +13283,7 @@
               <w:rPr>
                 <w:sz w:val="17"/>
               </w:rPr>
-              <w:t>SCALAR_EQUAL; NUMERIC_EQUAL with explicit units/rounding; BOOLEAN_EQUAL; CANONICAL_SET_EQUAL; ORDERED_SEQUENCE_EQUAL; PRESENT/ABSENT; IDENTITY_HASH_AGREEMENT; CANONICAL_RECORD_EQUAL with controlled exclusions.</w:t>
+              <w:t>Exactly SCALAR_EQUAL; NUMERIC_EQUAL; BOOLEAN_EQUAL; CANONICAL_SET_EQUAL; ORDERED_SEQUENCE_EQUAL; PRESENT; ABSENT; IDENTITY_HASH_AGREEMENT; CANONICAL_RECORD_EQUAL; and REVIEW_FINDING_EQUAL. Unit, rounding, ordering, exclusion and expected-finding profiles are separate definition-owned normalisation data. No compound, parameterised or test-specific operator is authorised.</w:t>
             </w:r>
           </w:p>
         </w:tc>
@@ -13321,7 +13331,7 @@
               <w:rPr>
                 <w:sz w:val="17"/>
               </w:rPr>
-              <w:t>Fixed proposition plus controlled evidence and REVIEW_FINDING_EQUAL(SATISFIED). Subjective qualities are never inferred by a machine adapter.</w:t>
+              <w:t>Fixed proposition plus controlled evidence and primitive REVIEW_FINDING_EQUAL with normalisation expected finding SATISFIED. Subjective qualities are never inferred by a machine adapter.</w:t>
             </w:r>
           </w:p>
         </w:tc>
@@ -13674,6 +13684,992 @@
         <w:t>Definition coverage and achieved evidence are separate. PASS/FAIL retains the complete executed finding chain. A suspended DC-004 constituent may cause composite BLOCKED-TEST but cannot cause requirements dependent on its unavailable evidence to appear successfully verified. The complete accepted constituent source set remains the parent evidence boundary.</w:t>
       </w:r>
     </w:p>
+    <w:p>
+      <w:pPr>
+        <w:pStyle w:val="Heading3"/>
+      </w:pPr>
+      <w:r>
+        <w:t>28.5.1 Exact NFR Review Evidence Sets</w:t>
+      </w:r>
+    </w:p>
+    <w:p>
+      <w:r>
+        <w:t>CONTROLLED_SURFACE_SET is the exact eight-member Demonstrator Design Section 14 view register below. Every member must visibly carry the fixed notice 'Simulated operation only — no real equipment control' and the exact identity profile shown. The implementation cannot add, omit or substitute a review member when executing VT-NFR-REVIEW-001.</w:t>
+      </w:r>
+    </w:p>
+    <w:tbl>
+      <w:tblPr>
+        <w:tblW w:type="dxa" w:w="9360"/>
+        <w:jc w:val="center"/>
+        <w:tblLayout w:type="fixed"/>
+        <w:tblLook w:firstColumn="1" w:firstRow="1" w:lastColumn="0" w:lastRow="0" w:noHBand="0" w:noVBand="1" w:val="04A0"/>
+        <w:tblInd w:type="dxa" w:w="120"/>
+        <w:tblBorders>
+          <w:top w:val="single" w:sz="6" w:color="B7B7B7"/>
+          <w:left w:val="single" w:sz="6" w:color="B7B7B7"/>
+          <w:bottom w:val="single" w:sz="6" w:color="B7B7B7"/>
+          <w:right w:val="single" w:sz="6" w:color="B7B7B7"/>
+          <w:insideH w:val="single" w:sz="6" w:color="B7B7B7"/>
+          <w:insideV w:val="single" w:sz="6" w:color="B7B7B7"/>
+        </w:tblBorders>
+      </w:tblPr>
+      <w:tblGrid>
+        <w:gridCol w:w="2100"/>
+        <w:gridCol w:w="7260"/>
+      </w:tblGrid>
+      <w:tr>
+        <w:trPr>
+          <w:tblHeader w:val="true"/>
+        </w:trPr>
+        <w:tc>
+          <w:tcPr>
+            <w:tcW w:type="dxa" w:w="2100"/>
+            <w:shd w:fill="D9EAF7"/>
+            <w:vAlign w:val="center"/>
+            <w:tcMar>
+              <w:top w:w="90" w:type="dxa"/>
+              <w:left w:w="90" w:type="dxa"/>
+              <w:bottom w:w="90" w:type="dxa"/>
+              <w:right w:w="90" w:type="dxa"/>
+            </w:tcMar>
+          </w:tcPr>
+          <w:p>
+            <w:pPr>
+              <w:spacing w:before="0" w:after="40" w:line="240" w:lineRule="auto"/>
+            </w:pPr>
+            <w:r>
+              <w:rPr>
+                <w:b/>
+                <w:sz w:val="17"/>
+              </w:rPr>
+              <w:t>Controlled field</w:t>
+            </w:r>
+          </w:p>
+        </w:tc>
+        <w:tc>
+          <w:tcPr>
+            <w:tcW w:type="dxa" w:w="7260"/>
+            <w:shd w:fill="D9EAF7"/>
+            <w:vAlign w:val="center"/>
+            <w:tcMar>
+              <w:top w:w="90" w:type="dxa"/>
+              <w:left w:w="90" w:type="dxa"/>
+              <w:bottom w:w="90" w:type="dxa"/>
+              <w:right w:w="90" w:type="dxa"/>
+            </w:tcMar>
+          </w:tcPr>
+          <w:p>
+            <w:pPr>
+              <w:spacing w:before="0" w:after="40" w:line="240" w:lineRule="auto"/>
+            </w:pPr>
+            <w:r>
+              <w:rPr>
+                <w:b/>
+                <w:sz w:val="17"/>
+              </w:rPr>
+              <w:t>Authoritative value / rule</w:t>
+            </w:r>
+          </w:p>
+        </w:tc>
+      </w:tr>
+      <w:tr>
+        <w:tc>
+          <w:tcPr>
+            <w:tcW w:type="dxa" w:w="2100"/>
+            <w:vAlign w:val="center"/>
+            <w:tcMar>
+              <w:top w:w="90" w:type="dxa"/>
+              <w:left w:w="90" w:type="dxa"/>
+              <w:bottom w:w="90" w:type="dxa"/>
+              <w:right w:w="90" w:type="dxa"/>
+            </w:tcMar>
+          </w:tcPr>
+          <w:p>
+            <w:pPr>
+              <w:spacing w:before="0" w:after="40" w:line="240" w:lineRule="auto"/>
+            </w:pPr>
+            <w:r>
+              <w:rPr>
+                <w:sz w:val="17"/>
+              </w:rPr>
+              <w:t>Start / Run Setup</w:t>
+            </w:r>
+          </w:p>
+        </w:tc>
+        <w:tc>
+          <w:tcPr>
+            <w:tcW w:type="dxa" w:w="7260"/>
+            <w:vAlign w:val="center"/>
+            <w:tcMar>
+              <w:top w:w="90" w:type="dxa"/>
+              <w:left w:w="90" w:type="dxa"/>
+              <w:bottom w:w="90" w:type="dxa"/>
+              <w:right w:w="90" w:type="dxa"/>
+            </w:tcMar>
+          </w:tcPr>
+          <w:p>
+            <w:pPr>
+              <w:spacing w:before="0" w:after="40" w:line="240" w:lineRule="auto"/>
+            </w:pPr>
+            <w:r>
+              <w:rPr>
+                <w:sz w:val="17"/>
+              </w:rPr>
+              <w:t>Fixed notice; mode; test and Validation Catalogue identity; Network Configuration identity; Exploration fault selection where applicable; backend build identity; initial-condition preview; full run identity after creation.</w:t>
+            </w:r>
+          </w:p>
+        </w:tc>
+      </w:tr>
+      <w:tr>
+        <w:tc>
+          <w:tcPr>
+            <w:tcW w:type="dxa" w:w="2100"/>
+            <w:vAlign w:val="center"/>
+            <w:tcMar>
+              <w:top w:w="90" w:type="dxa"/>
+              <w:left w:w="90" w:type="dxa"/>
+              <w:bottom w:w="90" w:type="dxa"/>
+              <w:right w:w="90" w:type="dxa"/>
+            </w:tcMar>
+          </w:tcPr>
+          <w:p>
+            <w:pPr>
+              <w:spacing w:before="0" w:after="40" w:line="240" w:lineRule="auto"/>
+            </w:pPr>
+            <w:r>
+              <w:rPr>
+                <w:sz w:val="17"/>
+              </w:rPr>
+              <w:t>Operational Workspace</w:t>
+            </w:r>
+          </w:p>
+        </w:tc>
+        <w:tc>
+          <w:tcPr>
+            <w:tcW w:type="dxa" w:w="7260"/>
+            <w:vAlign w:val="center"/>
+            <w:tcMar>
+              <w:top w:w="90" w:type="dxa"/>
+              <w:left w:w="90" w:type="dxa"/>
+              <w:bottom w:w="90" w:type="dxa"/>
+              <w:right w:w="90" w:type="dxa"/>
+            </w:tcMar>
+          </w:tcPr>
+          <w:p>
+            <w:pPr>
+              <w:spacing w:before="0" w:after="40" w:line="240" w:lineRule="auto"/>
+            </w:pPr>
+            <w:r>
+              <w:rPr>
+                <w:sz w:val="17"/>
+              </w:rPr>
+              <w:t>Fixed notice; full run identity; mode; Network Configuration identity; selected/controlled fault; workflow/N-state; state revision; evidence class; backend build identity.</w:t>
+            </w:r>
+          </w:p>
+        </w:tc>
+      </w:tr>
+      <w:tr>
+        <w:tc>
+          <w:tcPr>
+            <w:tcW w:type="dxa" w:w="2100"/>
+            <w:vAlign w:val="center"/>
+            <w:tcMar>
+              <w:top w:w="90" w:type="dxa"/>
+              <w:left w:w="90" w:type="dxa"/>
+              <w:bottom w:w="90" w:type="dxa"/>
+              <w:right w:w="90" w:type="dxa"/>
+            </w:tcMar>
+          </w:tcPr>
+          <w:p>
+            <w:pPr>
+              <w:spacing w:before="0" w:after="40" w:line="240" w:lineRule="auto"/>
+            </w:pPr>
+            <w:r>
+              <w:rPr>
+                <w:sz w:val="17"/>
+              </w:rPr>
+              <w:t>Telemetry &amp; Events</w:t>
+            </w:r>
+          </w:p>
+        </w:tc>
+        <w:tc>
+          <w:tcPr>
+            <w:tcW w:type="dxa" w:w="7260"/>
+            <w:vAlign w:val="center"/>
+            <w:tcMar>
+              <w:top w:w="90" w:type="dxa"/>
+              <w:left w:w="90" w:type="dxa"/>
+              <w:bottom w:w="90" w:type="dxa"/>
+              <w:right w:w="90" w:type="dxa"/>
+            </w:tcMar>
+          </w:tcPr>
+          <w:p>
+            <w:pPr>
+              <w:spacing w:before="0" w:after="40" w:line="240" w:lineRule="auto"/>
+            </w:pPr>
+            <w:r>
+              <w:rPr>
+                <w:sz w:val="17"/>
+              </w:rPr>
+              <w:t>Fixed notice; full run identity; telemetry value/quality/timestamp/age/freshness/reasons; exact event type/sequence/time/revision/source identity.</w:t>
+            </w:r>
+          </w:p>
+        </w:tc>
+      </w:tr>
+      <w:tr>
+        <w:tc>
+          <w:tcPr>
+            <w:tcW w:type="dxa" w:w="2100"/>
+            <w:vAlign w:val="center"/>
+            <w:tcMar>
+              <w:top w:w="90" w:type="dxa"/>
+              <w:left w:w="90" w:type="dxa"/>
+              <w:bottom w:w="90" w:type="dxa"/>
+              <w:right w:w="90" w:type="dxa"/>
+            </w:tcMar>
+          </w:tcPr>
+          <w:p>
+            <w:pPr>
+              <w:spacing w:before="0" w:after="40" w:line="240" w:lineRule="auto"/>
+            </w:pPr>
+            <w:r>
+              <w:rPr>
+                <w:sz w:val="17"/>
+              </w:rPr>
+              <w:t>Restoration Assessment</w:t>
+            </w:r>
+          </w:p>
+        </w:tc>
+        <w:tc>
+          <w:tcPr>
+            <w:tcW w:type="dxa" w:w="7260"/>
+            <w:vAlign w:val="center"/>
+            <w:tcMar>
+              <w:top w:w="90" w:type="dxa"/>
+              <w:left w:w="90" w:type="dxa"/>
+              <w:bottom w:w="90" w:type="dxa"/>
+              <w:right w:w="90" w:type="dxa"/>
+            </w:tcMar>
+          </w:tcPr>
+          <w:p>
+            <w:pPr>
+              <w:spacing w:before="0" w:after="40" w:line="240" w:lineRule="auto"/>
+            </w:pPr>
+            <w:r>
+              <w:rPr>
+                <w:sz w:val="17"/>
+              </w:rPr>
+              <w:t>Fixed notice; full run and Network Configuration identities; assessment/candidate identities; bound revisions/evidence; permissives; calculation inputs/results; outcome/status.</w:t>
+            </w:r>
+          </w:p>
+        </w:tc>
+      </w:tr>
+      <w:tr>
+        <w:tc>
+          <w:tcPr>
+            <w:tcW w:type="dxa" w:w="2100"/>
+            <w:vAlign w:val="center"/>
+            <w:tcMar>
+              <w:top w:w="90" w:type="dxa"/>
+              <w:left w:w="90" w:type="dxa"/>
+              <w:bottom w:w="90" w:type="dxa"/>
+              <w:right w:w="90" w:type="dxa"/>
+            </w:tcMar>
+          </w:tcPr>
+          <w:p>
+            <w:pPr>
+              <w:spacing w:before="0" w:after="40" w:line="240" w:lineRule="auto"/>
+            </w:pPr>
+            <w:r>
+              <w:rPr>
+                <w:sz w:val="17"/>
+              </w:rPr>
+              <w:t>Formal Validation</w:t>
+            </w:r>
+          </w:p>
+        </w:tc>
+        <w:tc>
+          <w:tcPr>
+            <w:tcW w:type="dxa" w:w="7260"/>
+            <w:vAlign w:val="center"/>
+            <w:tcMar>
+              <w:top w:w="90" w:type="dxa"/>
+              <w:left w:w="90" w:type="dxa"/>
+              <w:bottom w:w="90" w:type="dxa"/>
+              <w:right w:w="90" w:type="dxa"/>
+            </w:tcMar>
+          </w:tcPr>
+          <w:p>
+            <w:pPr>
+              <w:spacing w:before="0" w:after="40" w:line="240" w:lineRule="auto"/>
+            </w:pPr>
+            <w:r>
+              <w:rPr>
+                <w:sz w:val="17"/>
+              </w:rPr>
+              <w:t>Fixed notice; Validation Catalogue/test/method/criterion identities; execution/run/Network Configuration/build identities; FORMAL evidence class; checkpoints/findings/result.</w:t>
+            </w:r>
+          </w:p>
+        </w:tc>
+      </w:tr>
+      <w:tr>
+        <w:tc>
+          <w:tcPr>
+            <w:tcW w:type="dxa" w:w="2100"/>
+            <w:vAlign w:val="center"/>
+            <w:tcMar>
+              <w:top w:w="90" w:type="dxa"/>
+              <w:left w:w="90" w:type="dxa"/>
+              <w:bottom w:w="90" w:type="dxa"/>
+              <w:right w:w="90" w:type="dxa"/>
+            </w:tcMar>
+          </w:tcPr>
+          <w:p>
+            <w:pPr>
+              <w:spacing w:before="0" w:after="40" w:line="240" w:lineRule="auto"/>
+            </w:pPr>
+            <w:r>
+              <w:rPr>
+                <w:sz w:val="17"/>
+              </w:rPr>
+              <w:t>Evidence Library</w:t>
+            </w:r>
+          </w:p>
+        </w:tc>
+        <w:tc>
+          <w:tcPr>
+            <w:tcW w:type="dxa" w:w="7260"/>
+            <w:vAlign w:val="center"/>
+            <w:tcMar>
+              <w:top w:w="90" w:type="dxa"/>
+              <w:left w:w="90" w:type="dxa"/>
+              <w:bottom w:w="90" w:type="dxa"/>
+              <w:right w:w="90" w:type="dxa"/>
+            </w:tcMar>
+          </w:tcPr>
+          <w:p>
+            <w:pPr>
+              <w:spacing w:before="0" w:after="40" w:line="240" w:lineRule="auto"/>
+            </w:pPr>
+            <w:r>
+              <w:rPr>
+                <w:sz w:val="17"/>
+              </w:rPr>
+              <w:t>Fixed notice; evidence/package identities and class; source catalogue/configuration/execution/build identities; separate generation-build identity; immutable hashes/links.</w:t>
+            </w:r>
+          </w:p>
+        </w:tc>
+      </w:tr>
+      <w:tr>
+        <w:tc>
+          <w:tcPr>
+            <w:tcW w:type="dxa" w:w="2100"/>
+            <w:vAlign w:val="center"/>
+            <w:tcMar>
+              <w:top w:w="90" w:type="dxa"/>
+              <w:left w:w="90" w:type="dxa"/>
+              <w:bottom w:w="90" w:type="dxa"/>
+              <w:right w:w="90" w:type="dxa"/>
+            </w:tcMar>
+          </w:tcPr>
+          <w:p>
+            <w:pPr>
+              <w:spacing w:before="0" w:after="40" w:line="240" w:lineRule="auto"/>
+            </w:pPr>
+            <w:r>
+              <w:rPr>
+                <w:sz w:val="17"/>
+              </w:rPr>
+              <w:t>Defect Investigation</w:t>
+            </w:r>
+          </w:p>
+        </w:tc>
+        <w:tc>
+          <w:tcPr>
+            <w:tcW w:type="dxa" w:w="7260"/>
+            <w:vAlign w:val="center"/>
+            <w:tcMar>
+              <w:top w:w="90" w:type="dxa"/>
+              <w:left w:w="90" w:type="dxa"/>
+              <w:bottom w:w="90" w:type="dxa"/>
+              <w:right w:w="90" w:type="dxa"/>
+            </w:tcMar>
+          </w:tcPr>
+          <w:p>
+            <w:pPr>
+              <w:spacing w:before="0" w:after="40" w:line="240" w:lineRule="auto"/>
+            </w:pPr>
+            <w:r>
+              <w:rPr>
+                <w:sz w:val="17"/>
+              </w:rPr>
+              <w:t>Fixed notice; Network Configuration v1.0 failure, DEF-001, COR-001, corrected v1.1 repeat/regression identities; same-build and source-catalogue provenance.</w:t>
+            </w:r>
+          </w:p>
+        </w:tc>
+      </w:tr>
+      <w:tr>
+        <w:tc>
+          <w:tcPr>
+            <w:tcW w:type="dxa" w:w="2100"/>
+            <w:vAlign w:val="center"/>
+            <w:tcMar>
+              <w:top w:w="90" w:type="dxa"/>
+              <w:left w:w="90" w:type="dxa"/>
+              <w:bottom w:w="90" w:type="dxa"/>
+              <w:right w:w="90" w:type="dxa"/>
+            </w:tcMar>
+          </w:tcPr>
+          <w:p>
+            <w:pPr>
+              <w:spacing w:before="0" w:after="40" w:line="240" w:lineRule="auto"/>
+            </w:pPr>
+            <w:r>
+              <w:rPr>
+                <w:sz w:val="17"/>
+              </w:rPr>
+              <w:t>Engineering Basis</w:t>
+            </w:r>
+          </w:p>
+        </w:tc>
+        <w:tc>
+          <w:tcPr>
+            <w:tcW w:type="dxa" w:w="7260"/>
+            <w:vAlign w:val="center"/>
+            <w:tcMar>
+              <w:top w:w="90" w:type="dxa"/>
+              <w:left w:w="90" w:type="dxa"/>
+              <w:bottom w:w="90" w:type="dxa"/>
+              <w:right w:w="90" w:type="dxa"/>
+            </w:tcMar>
+          </w:tcPr>
+          <w:p>
+            <w:pPr>
+              <w:spacing w:before="0" w:after="40" w:line="240" w:lineRule="auto"/>
+            </w:pPr>
+            <w:r>
+              <w:rPr>
+                <w:sz w:val="17"/>
+              </w:rPr>
+              <w:t>Fixed notice; authoritative artefact/version/hash; requirement/source/module/view traceability; build metadata; read-only/no operational action.</w:t>
+            </w:r>
+          </w:p>
+        </w:tc>
+      </w:tr>
+    </w:tbl>
+    <w:p>
+      <w:r>
+        <w:t>STRUCTURAL_RECORD_SET is the following exact concrete review-member set. It is not an open-ended schema-adapter result: membership and one controlling owner are frozen below. A later accepted design change is required to add, remove, rename or reassign a member for this validation method.</w:t>
+      </w:r>
+    </w:p>
+    <w:tbl>
+      <w:tblPr>
+        <w:tblW w:type="dxa" w:w="9360"/>
+        <w:jc w:val="center"/>
+        <w:tblLayout w:type="fixed"/>
+        <w:tblLook w:firstColumn="1" w:firstRow="1" w:lastColumn="0" w:lastRow="0" w:noHBand="0" w:noVBand="1" w:val="04A0"/>
+        <w:tblInd w:type="dxa" w:w="120"/>
+        <w:tblBorders>
+          <w:top w:val="single" w:sz="6" w:color="B7B7B7"/>
+          <w:left w:val="single" w:sz="6" w:color="B7B7B7"/>
+          <w:bottom w:val="single" w:sz="6" w:color="B7B7B7"/>
+          <w:right w:val="single" w:sz="6" w:color="B7B7B7"/>
+          <w:insideH w:val="single" w:sz="6" w:color="B7B7B7"/>
+          <w:insideV w:val="single" w:sz="6" w:color="B7B7B7"/>
+        </w:tblBorders>
+      </w:tblPr>
+      <w:tblGrid>
+        <w:gridCol w:w="2100"/>
+        <w:gridCol w:w="7260"/>
+      </w:tblGrid>
+      <w:tr>
+        <w:trPr>
+          <w:tblHeader w:val="true"/>
+        </w:trPr>
+        <w:tc>
+          <w:tcPr>
+            <w:tcW w:type="dxa" w:w="2100"/>
+            <w:shd w:fill="D9EAF7"/>
+            <w:vAlign w:val="center"/>
+            <w:tcMar>
+              <w:top w:w="90" w:type="dxa"/>
+              <w:left w:w="90" w:type="dxa"/>
+              <w:bottom w:w="90" w:type="dxa"/>
+              <w:right w:w="90" w:type="dxa"/>
+            </w:tcMar>
+          </w:tcPr>
+          <w:p>
+            <w:pPr>
+              <w:spacing w:before="0" w:after="40" w:line="240" w:lineRule="auto"/>
+            </w:pPr>
+            <w:r>
+              <w:rPr>
+                <w:b/>
+                <w:sz w:val="17"/>
+              </w:rPr>
+              <w:t>Controlled field</w:t>
+            </w:r>
+          </w:p>
+        </w:tc>
+        <w:tc>
+          <w:tcPr>
+            <w:tcW w:type="dxa" w:w="7260"/>
+            <w:shd w:fill="D9EAF7"/>
+            <w:vAlign w:val="center"/>
+            <w:tcMar>
+              <w:top w:w="90" w:type="dxa"/>
+              <w:left w:w="90" w:type="dxa"/>
+              <w:bottom w:w="90" w:type="dxa"/>
+              <w:right w:w="90" w:type="dxa"/>
+            </w:tcMar>
+          </w:tcPr>
+          <w:p>
+            <w:pPr>
+              <w:spacing w:before="0" w:after="40" w:line="240" w:lineRule="auto"/>
+            </w:pPr>
+            <w:r>
+              <w:rPr>
+                <w:b/>
+                <w:sz w:val="17"/>
+              </w:rPr>
+              <w:t>Authoritative value / rule</w:t>
+            </w:r>
+          </w:p>
+        </w:tc>
+      </w:tr>
+      <w:tr>
+        <w:tc>
+          <w:tcPr>
+            <w:tcW w:type="dxa" w:w="2100"/>
+            <w:vAlign w:val="center"/>
+            <w:tcMar>
+              <w:top w:w="90" w:type="dxa"/>
+              <w:left w:w="90" w:type="dxa"/>
+              <w:bottom w:w="90" w:type="dxa"/>
+              <w:right w:w="90" w:type="dxa"/>
+            </w:tcMar>
+          </w:tcPr>
+          <w:p>
+            <w:pPr>
+              <w:spacing w:before="0" w:after="40" w:line="240" w:lineRule="auto"/>
+            </w:pPr>
+            <w:r>
+              <w:rPr>
+                <w:sz w:val="17"/>
+              </w:rPr>
+              <w:t>configuration</w:t>
+            </w:r>
+          </w:p>
+        </w:tc>
+        <w:tc>
+          <w:tcPr>
+            <w:tcW w:type="dxa" w:w="7260"/>
+            <w:vAlign w:val="center"/>
+            <w:tcMar>
+              <w:top w:w="90" w:type="dxa"/>
+              <w:left w:w="90" w:type="dxa"/>
+              <w:bottom w:w="90" w:type="dxa"/>
+              <w:right w:w="90" w:type="dxa"/>
+            </w:tcMar>
+          </w:tcPr>
+          <w:p>
+            <w:pPr>
+              <w:spacing w:before="0" w:after="40" w:line="240" w:lineRule="auto"/>
+            </w:pPr>
+            <w:r>
+              <w:rPr>
+                <w:sz w:val="17"/>
+              </w:rPr>
+              <w:t>ConfigurationCatalogEntry; NetworkEntity; ConnectivityEdge; LoadCapacity; CustomerZoneMapping; ConfigurationManifest</w:t>
+            </w:r>
+          </w:p>
+        </w:tc>
+      </w:tr>
+      <w:tr>
+        <w:tc>
+          <w:tcPr>
+            <w:tcW w:type="dxa" w:w="2100"/>
+            <w:vAlign w:val="center"/>
+            <w:tcMar>
+              <w:top w:w="90" w:type="dxa"/>
+              <w:left w:w="90" w:type="dxa"/>
+              <w:bottom w:w="90" w:type="dxa"/>
+              <w:right w:w="90" w:type="dxa"/>
+            </w:tcMar>
+          </w:tcPr>
+          <w:p>
+            <w:pPr>
+              <w:spacing w:before="0" w:after="40" w:line="240" w:lineRule="auto"/>
+            </w:pPr>
+            <w:r>
+              <w:rPr>
+                <w:sz w:val="17"/>
+              </w:rPr>
+              <w:t>scenario</w:t>
+            </w:r>
+          </w:p>
+        </w:tc>
+        <w:tc>
+          <w:tcPr>
+            <w:tcW w:type="dxa" w:w="7260"/>
+            <w:vAlign w:val="center"/>
+            <w:tcMar>
+              <w:top w:w="90" w:type="dxa"/>
+              <w:left w:w="90" w:type="dxa"/>
+              <w:bottom w:w="90" w:type="dxa"/>
+              <w:right w:w="90" w:type="dxa"/>
+            </w:tcMar>
+          </w:tcPr>
+          <w:p>
+            <w:pPr>
+              <w:spacing w:before="0" w:after="40" w:line="240" w:lineRule="auto"/>
+            </w:pPr>
+            <w:r>
+              <w:rPr>
+                <w:sz w:val="17"/>
+              </w:rPr>
+              <w:t>ScenarioRun</w:t>
+            </w:r>
+          </w:p>
+        </w:tc>
+      </w:tr>
+      <w:tr>
+        <w:tc>
+          <w:tcPr>
+            <w:tcW w:type="dxa" w:w="2100"/>
+            <w:vAlign w:val="center"/>
+            <w:tcMar>
+              <w:top w:w="90" w:type="dxa"/>
+              <w:left w:w="90" w:type="dxa"/>
+              <w:bottom w:w="90" w:type="dxa"/>
+              <w:right w:w="90" w:type="dxa"/>
+            </w:tcMar>
+          </w:tcPr>
+          <w:p>
+            <w:pPr>
+              <w:spacing w:before="0" w:after="40" w:line="240" w:lineRule="auto"/>
+            </w:pPr>
+            <w:r>
+              <w:rPr>
+                <w:sz w:val="17"/>
+              </w:rPr>
+              <w:t>telemetry</w:t>
+            </w:r>
+          </w:p>
+        </w:tc>
+        <w:tc>
+          <w:tcPr>
+            <w:tcW w:type="dxa" w:w="7260"/>
+            <w:vAlign w:val="center"/>
+            <w:tcMar>
+              <w:top w:w="90" w:type="dxa"/>
+              <w:left w:w="90" w:type="dxa"/>
+              <w:bottom w:w="90" w:type="dxa"/>
+              <w:right w:w="90" w:type="dxa"/>
+            </w:tcMar>
+          </w:tcPr>
+          <w:p>
+            <w:pPr>
+              <w:spacing w:before="0" w:after="40" w:line="240" w:lineRule="auto"/>
+            </w:pPr>
+            <w:r>
+              <w:rPr>
+                <w:sz w:val="17"/>
+              </w:rPr>
+              <w:t>TelemetryPoint; TelemetryValidity; Alarm; TelemetrySnapshot</w:t>
+            </w:r>
+          </w:p>
+        </w:tc>
+      </w:tr>
+      <w:tr>
+        <w:tc>
+          <w:tcPr>
+            <w:tcW w:type="dxa" w:w="2100"/>
+            <w:vAlign w:val="center"/>
+            <w:tcMar>
+              <w:top w:w="90" w:type="dxa"/>
+              <w:left w:w="90" w:type="dxa"/>
+              <w:bottom w:w="90" w:type="dxa"/>
+              <w:right w:w="90" w:type="dxa"/>
+            </w:tcMar>
+          </w:tcPr>
+          <w:p>
+            <w:pPr>
+              <w:spacing w:before="0" w:after="40" w:line="240" w:lineRule="auto"/>
+            </w:pPr>
+            <w:r>
+              <w:rPr>
+                <w:sz w:val="17"/>
+              </w:rPr>
+              <w:t>topology/outage</w:t>
+            </w:r>
+          </w:p>
+        </w:tc>
+        <w:tc>
+          <w:tcPr>
+            <w:tcW w:type="dxa" w:w="7260"/>
+            <w:vAlign w:val="center"/>
+            <w:tcMar>
+              <w:top w:w="90" w:type="dxa"/>
+              <w:left w:w="90" w:type="dxa"/>
+              <w:bottom w:w="90" w:type="dxa"/>
+              <w:right w:w="90" w:type="dxa"/>
+            </w:tcMar>
+          </w:tcPr>
+          <w:p>
+            <w:pPr>
+              <w:spacing w:before="0" w:after="40" w:line="240" w:lineRule="auto"/>
+            </w:pPr>
+            <w:r>
+              <w:rPr>
+                <w:sz w:val="17"/>
+              </w:rPr>
+              <w:t>TopologySnapshot; SectionDerivedState; IsolationProof; OutageSnapshot; CalculationTrace</w:t>
+            </w:r>
+          </w:p>
+        </w:tc>
+      </w:tr>
+      <w:tr>
+        <w:tc>
+          <w:tcPr>
+            <w:tcW w:type="dxa" w:w="2100"/>
+            <w:vAlign w:val="center"/>
+            <w:tcMar>
+              <w:top w:w="90" w:type="dxa"/>
+              <w:left w:w="90" w:type="dxa"/>
+              <w:bottom w:w="90" w:type="dxa"/>
+              <w:right w:w="90" w:type="dxa"/>
+            </w:tcMar>
+          </w:tcPr>
+          <w:p>
+            <w:pPr>
+              <w:spacing w:before="0" w:after="40" w:line="240" w:lineRule="auto"/>
+            </w:pPr>
+            <w:r>
+              <w:rPr>
+                <w:sz w:val="17"/>
+              </w:rPr>
+              <w:t>restoration</w:t>
+            </w:r>
+          </w:p>
+        </w:tc>
+        <w:tc>
+          <w:tcPr>
+            <w:tcW w:type="dxa" w:w="7260"/>
+            <w:vAlign w:val="center"/>
+            <w:tcMar>
+              <w:top w:w="90" w:type="dxa"/>
+              <w:left w:w="90" w:type="dxa"/>
+              <w:bottom w:w="90" w:type="dxa"/>
+              <w:right w:w="90" w:type="dxa"/>
+            </w:tcMar>
+          </w:tcPr>
+          <w:p>
+            <w:pPr>
+              <w:spacing w:before="0" w:after="40" w:line="240" w:lineRule="auto"/>
+            </w:pPr>
+            <w:r>
+              <w:rPr>
+                <w:sz w:val="17"/>
+              </w:rPr>
+              <w:t>RestorationCandidate; PermissiveResult; RestorationAssessment; AssessmentInvalidation; RestorationExecutionBinding</w:t>
+            </w:r>
+          </w:p>
+        </w:tc>
+      </w:tr>
+      <w:tr>
+        <w:tc>
+          <w:tcPr>
+            <w:tcW w:type="dxa" w:w="2100"/>
+            <w:vAlign w:val="center"/>
+            <w:tcMar>
+              <w:top w:w="90" w:type="dxa"/>
+              <w:left w:w="90" w:type="dxa"/>
+              <w:bottom w:w="90" w:type="dxa"/>
+              <w:right w:w="90" w:type="dxa"/>
+            </w:tcMar>
+          </w:tcPr>
+          <w:p>
+            <w:pPr>
+              <w:spacing w:before="0" w:after="40" w:line="240" w:lineRule="auto"/>
+            </w:pPr>
+            <w:r>
+              <w:rPr>
+                <w:sz w:val="17"/>
+              </w:rPr>
+              <w:t>events</w:t>
+            </w:r>
+          </w:p>
+        </w:tc>
+        <w:tc>
+          <w:tcPr>
+            <w:tcW w:type="dxa" w:w="7260"/>
+            <w:vAlign w:val="center"/>
+            <w:tcMar>
+              <w:top w:w="90" w:type="dxa"/>
+              <w:left w:w="90" w:type="dxa"/>
+              <w:bottom w:w="90" w:type="dxa"/>
+              <w:right w:w="90" w:type="dxa"/>
+            </w:tcMar>
+          </w:tcPr>
+          <w:p>
+            <w:pPr>
+              <w:spacing w:before="0" w:after="40" w:line="240" w:lineRule="auto"/>
+            </w:pPr>
+            <w:r>
+              <w:rPr>
+                <w:sz w:val="17"/>
+              </w:rPr>
+              <w:t>OperationalEvent</w:t>
+            </w:r>
+          </w:p>
+        </w:tc>
+      </w:tr>
+      <w:tr>
+        <w:tc>
+          <w:tcPr>
+            <w:tcW w:type="dxa" w:w="2100"/>
+            <w:vAlign w:val="center"/>
+            <w:tcMar>
+              <w:top w:w="90" w:type="dxa"/>
+              <w:left w:w="90" w:type="dxa"/>
+              <w:bottom w:w="90" w:type="dxa"/>
+              <w:right w:w="90" w:type="dxa"/>
+            </w:tcMar>
+          </w:tcPr>
+          <w:p>
+            <w:pPr>
+              <w:spacing w:before="0" w:after="40" w:line="240" w:lineRule="auto"/>
+            </w:pPr>
+            <w:r>
+              <w:rPr>
+                <w:sz w:val="17"/>
+              </w:rPr>
+              <w:t>validation</w:t>
+            </w:r>
+          </w:p>
+        </w:tc>
+        <w:tc>
+          <w:tcPr>
+            <w:tcW w:type="dxa" w:w="7260"/>
+            <w:vAlign w:val="center"/>
+            <w:tcMar>
+              <w:top w:w="90" w:type="dxa"/>
+              <w:left w:w="90" w:type="dxa"/>
+              <w:bottom w:w="90" w:type="dxa"/>
+              <w:right w:w="90" w:type="dxa"/>
+            </w:tcMar>
+          </w:tcPr>
+          <w:p>
+            <w:pPr>
+              <w:spacing w:before="0" w:after="40" w:line="240" w:lineRule="auto"/>
+            </w:pPr>
+            <w:r>
+              <w:rPr>
+                <w:sz w:val="17"/>
+              </w:rPr>
+              <w:t>TestDefinition; ValidationExecution; EvidenceSnapshot; ExecutedValidationResult; DefectRecord; CorrectionRecord; RepeatLink</w:t>
+            </w:r>
+          </w:p>
+        </w:tc>
+      </w:tr>
+      <w:tr>
+        <w:tc>
+          <w:tcPr>
+            <w:tcW w:type="dxa" w:w="2100"/>
+            <w:vAlign w:val="center"/>
+            <w:tcMar>
+              <w:top w:w="90" w:type="dxa"/>
+              <w:left w:w="90" w:type="dxa"/>
+              <w:bottom w:w="90" w:type="dxa"/>
+              <w:right w:w="90" w:type="dxa"/>
+            </w:tcMar>
+          </w:tcPr>
+          <w:p>
+            <w:pPr>
+              <w:spacing w:before="0" w:after="40" w:line="240" w:lineRule="auto"/>
+            </w:pPr>
+            <w:r>
+              <w:rPr>
+                <w:sz w:val="17"/>
+              </w:rPr>
+              <w:t>validation_assurance</w:t>
+            </w:r>
+          </w:p>
+        </w:tc>
+        <w:tc>
+          <w:tcPr>
+            <w:tcW w:type="dxa" w:w="7260"/>
+            <w:vAlign w:val="center"/>
+            <w:tcMar>
+              <w:top w:w="90" w:type="dxa"/>
+              <w:left w:w="90" w:type="dxa"/>
+              <w:bottom w:w="90" w:type="dxa"/>
+              <w:right w:w="90" w:type="dxa"/>
+            </w:tcMar>
+          </w:tcPr>
+          <w:p>
+            <w:pPr>
+              <w:spacing w:before="0" w:after="40" w:line="240" w:lineRule="auto"/>
+            </w:pPr>
+            <w:r>
+              <w:rPr>
+                <w:sz w:val="17"/>
+              </w:rPr>
+              <w:t>ConstituentCaseDefinition; CompositeValidationResult; CompositeConstituentLink; AcceptedCatalogueRevision; ValidationSuspensionCondition; ValidationSuspensionRecord; SuspensionEvidenceRecord; ValidationAttempt; ValidationTargetSelection; DeterminationMethodDefinition; CriterionDefinition; DeterminationContext; CriterionFinding; EngineeringReviewProposal; EngineeringReviewFinalisation</w:t>
+            </w:r>
+          </w:p>
+        </w:tc>
+      </w:tr>
+      <w:tr>
+        <w:tc>
+          <w:tcPr>
+            <w:tcW w:type="dxa" w:w="2100"/>
+            <w:vAlign w:val="center"/>
+            <w:tcMar>
+              <w:top w:w="90" w:type="dxa"/>
+              <w:left w:w="90" w:type="dxa"/>
+              <w:bottom w:w="90" w:type="dxa"/>
+              <w:right w:w="90" w:type="dxa"/>
+            </w:tcMar>
+          </w:tcPr>
+          <w:p>
+            <w:pPr>
+              <w:spacing w:before="0" w:after="40" w:line="240" w:lineRule="auto"/>
+            </w:pPr>
+            <w:r>
+              <w:rPr>
+                <w:sz w:val="17"/>
+              </w:rPr>
+              <w:t>evidence_export</w:t>
+            </w:r>
+          </w:p>
+        </w:tc>
+        <w:tc>
+          <w:tcPr>
+            <w:tcW w:type="dxa" w:w="7260"/>
+            <w:vAlign w:val="center"/>
+            <w:tcMar>
+              <w:top w:w="90" w:type="dxa"/>
+              <w:left w:w="90" w:type="dxa"/>
+              <w:bottom w:w="90" w:type="dxa"/>
+              <w:right w:w="90" w:type="dxa"/>
+            </w:tcMar>
+          </w:tcPr>
+          <w:p>
+            <w:pPr>
+              <w:spacing w:before="0" w:after="40" w:line="240" w:lineRule="auto"/>
+            </w:pPr>
+            <w:r>
+              <w:rPr>
+                <w:sz w:val="17"/>
+              </w:rPr>
+              <w:t>EvidencePackage</w:t>
+            </w:r>
+          </w:p>
+        </w:tc>
+      </w:tr>
+    </w:tbl>
     <w:p>
       <w:pPr>
         <w:pStyle w:val="Heading2"/>

--- a/01-engineering-source-documents/OT Project System Architecture.docx
+++ b/01-engineering-source-documents/OT Project System Architecture.docx
@@ -25,9 +25,9 @@
         <w:br/>
         <w:t>Document: OT System Architecture</w:t>
         <w:br/>
-        <w:t>Version: 0.4 (proposed)</w:t>
+        <w:t>Version: 0.4</w:t>
         <w:br/>
-        <w:t>Status: Draft — DC-006 authoritative-document application pending independent review; accepted baseline remains System Architecture v0.3</w:t>
+        <w:t>Status: Draft — accepted authoritative architecture baseline through DC-006; supersedes v0.3; machine/catalogue application pending separate authorisation; I9 stopped</w:t>
       </w:r>
     </w:p>
     <w:p>
@@ -12294,12 +12294,12 @@
         <w:pStyle w:val="Heading1"/>
       </w:pPr>
       <w:r>
-        <w:t>28. Proposed Controlled Amendment — DC-006 Validation Determination Architecture</w:t>
-      </w:r>
-    </w:p>
-    <w:p>
-      <w:r>
-        <w:t>This proposed Section 28 allocates the independently accepted DC-006 validation-determination design without changing topology, outage, telemetry, restoration, DC-004 composite semantics or DC-005 suspension semantics. System Architecture v0.3 remains accepted until this proposed v0.4 application is independently reviewed and accepted.</w:t>
+        <w:t>28. Accepted Controlled Amendment — DC-006 Validation Determination Architecture</w:t>
+      </w:r>
+    </w:p>
+    <w:p>
+      <w:r>
+        <w:t>This accepted Section 28 allocates the independently accepted DC-006 validation-determination design without changing topology, outage, telemetry, restoration, DC-004 composite semantics or DC-005 suspension semantics. System Architecture v0.4 is the accepted current architecture baseline and supersedes v0.3. Machine/catalogue application requires separate authorisation and I9 remains stopped.</w:t>
       </w:r>
     </w:p>
     <w:p>
@@ -14693,7 +14693,7 @@
         <w:pStyle w:val="Heading2"/>
       </w:pPr>
       <w:r>
-        <w:t>28.7 Prohibitions and Proposed Application Gate</w:t>
+        <w:t>28.7 Prohibitions and Accepted Application Gate</w:t>
       </w:r>
     </w:p>
     <w:p>
@@ -14703,7 +14703,7 @@
     </w:p>
     <w:p>
       <w:r>
-        <w:t>DC-006 design decision is independently accepted. This Section 28 and proposed System Architecture v0.4 are an authoritative-document application pending independent review. They grant no machine Validation Catalogue, schema, migration, application or I9 authority.</w:t>
+        <w:t>DC-006 design and authoritative-document application are independently accepted. This Section 28 and System Architecture v0.4 are the accepted current architecture baseline, superseding v0.3. Machine Validation Catalogue, schema, migration and application work remain pending separate authorisation; I9 remains stopped.</w:t>
       </w:r>
     </w:p>
     <w:sectPr>
